--- a/submissions/setup_card.docx
+++ b/submissions/setup_card.docx
@@ -457,7 +457,75 @@
           <w:p>
             <w:pPr/>
             <w:r>
-              <w:t xml:space="preserve">Abhi</w:t>
+              <w:t>Abhi (filing list), Xueyun (press release text)</w:t>
+            </w:r>
+          </w:p>
+        </w:tc>
+      </w:tr>
+      <w:tr>
+        <w:tc>
+          <w:tcPr>
+            <w:tcW w:w="1560" w:type="dxa"/>
+          </w:tcPr>
+          <w:p>
+            <w:pPr/>
+            <w:r>
+              <w:t>LLM (press release extraction)</w:t>
+            </w:r>
+          </w:p>
+        </w:tc>
+        <w:tc>
+          <w:tcPr>
+            <w:tcW w:w="1560" w:type="dxa"/>
+          </w:tcPr>
+          <w:p>
+            <w:pPr/>
+            <w:r>
+              <w:t>Announcement date and before open or after close, from Exhibit 99.1</w:t>
+            </w:r>
+          </w:p>
+        </w:tc>
+        <w:tc>
+          <w:tcPr>
+            <w:tcW w:w="1560" w:type="dxa"/>
+          </w:tcPr>
+          <w:p>
+            <w:pPr/>
+            <w:r>
+              <w:t>API key needed, cost tracked</w:t>
+            </w:r>
+          </w:p>
+        </w:tc>
+        <w:tc>
+          <w:tcPr>
+            <w:tcW w:w="1560" w:type="dxa"/>
+          </w:tcPr>
+          <w:p>
+            <w:pPr/>
+            <w:r>
+              <w:t>EDGAR accession</w:t>
+            </w:r>
+          </w:p>
+        </w:tc>
+        <w:tc>
+          <w:tcPr>
+            <w:tcW w:w="1560" w:type="dxa"/>
+          </w:tcPr>
+          <w:p>
+            <w:pPr/>
+            <w:r>
+              <w:t>Not yet, prompt drafted by Oct 21</w:t>
+            </w:r>
+          </w:p>
+        </w:tc>
+        <w:tc>
+          <w:tcPr>
+            <w:tcW w:w="1560" w:type="dxa"/>
+          </w:tcPr>
+          <w:p>
+            <w:pPr/>
+            <w:r>
+              <w:t>Xueyun</w:t>
             </w:r>
           </w:p>
         </w:tc>
@@ -959,7 +1027,7 @@
         <w:t xml:space="preserve">EDGAR and LLM extraction:</w:t>
       </w:r>
       <w:r>
-        <w:t xml:space="preserve"> filing list pulled. Press release text and the LLM extraction are not yet started, and have no owner.</w:t>
+        <w:t xml:space="preserve"> owner Xueyun. The earnings 8K filing list is pulled (773 filings, 9 of 10 pilot tickers). Next: download the Exhibit 99.1 press release text for each filing, then prompt an LLM to extract the announcement date and before open or after close, with a fixed JSON output. Validation plan: hand check a random sample of 100 releases and report the agreement rate and error types. Also compare against I/B/E/S times and EDGAR acceptance times. API cost is logged per call. No WRDS needed. Target: demo by Oct 21.</w:t>
       </w:r>
     </w:p>
     <w:sectPr>

--- a/submissions/setup_card.docx
+++ b/submissions/setup_card.docx
@@ -13,7 +13,7 @@
     <w:p>
       <w:pPr/>
       <w:r>
-        <w:t xml:space="preserve">Oct 5, 2026</w:t>
+        <w:t>Oct 6, 2026</w:t>
       </w:r>
     </w:p>
     <w:p>
@@ -196,64 +196,120 @@
             <w:tcW w:w="1560" w:type="dxa"/>
           </w:tcPr>
           <w:p>
-            <w:pPr/>
-            <w:r>
-              <w:t xml:space="preserve">CRSP (WRDS)</w:t>
-            </w:r>
-          </w:p>
-        </w:tc>
-        <w:tc>
-          <w:tcPr>
-            <w:tcW w:w="1560" w:type="dxa"/>
-          </w:tcPr>
-          <w:p>
-            <w:pPr/>
-            <w:r>
-              <w:t xml:space="preserve">Returns, S&amp;P 500 membership dates, corporate actions</w:t>
-            </w:r>
-          </w:p>
-        </w:tc>
-        <w:tc>
-          <w:tcPr>
-            <w:tcW w:w="1560" w:type="dxa"/>
-          </w:tcPr>
-          <w:p>
-            <w:pPr/>
-            <w:r>
-              <w:t xml:space="preserve">Reported available through Duke, table check pending</w:t>
-            </w:r>
-          </w:p>
-        </w:tc>
-        <w:tc>
-          <w:tcPr>
-            <w:tcW w:w="1560" w:type="dxa"/>
-          </w:tcPr>
-          <w:p>
-            <w:pPr/>
-            <w:r>
-              <w:t xml:space="preserve">permno</w:t>
-            </w:r>
-          </w:p>
-        </w:tc>
-        <w:tc>
-          <w:tcPr>
-            <w:tcW w:w="1560" w:type="dxa"/>
-          </w:tcPr>
-          <w:p>
-            <w:pPr/>
-            <w:r>
-              <w:t xml:space="preserve">Not yet</w:t>
-            </w:r>
-          </w:p>
-        </w:tc>
-        <w:tc>
-          <w:tcPr>
-            <w:tcW w:w="1560" w:type="dxa"/>
-          </w:tcPr>
-          <w:p>
-            <w:pPr/>
-            <w:r>
-              <w:t xml:space="preserve">Loki</w:t>
+            <w:r>
+              <w:t>CRSP (WRDS)</w:t>
+            </w:r>
+          </w:p>
+        </w:tc>
+        <w:tc>
+          <w:tcPr>
+            <w:tcW w:w="1560" w:type="dxa"/>
+          </w:tcPr>
+          <w:p>
+            <w:r>
+              <w:t>Historical S&amp;P 500 membership, dated stock IDs and corporate actions</w:t>
+            </w:r>
+          </w:p>
+        </w:tc>
+        <w:tc>
+          <w:tcPr>
+            <w:tcW w:w="1560" w:type="dxa"/>
+          </w:tcPr>
+          <w:p>
+            <w:r>
+              <w:t>WRDS account exists; CRSP table access not yet verified</w:t>
+            </w:r>
+          </w:p>
+        </w:tc>
+        <w:tc>
+          <w:tcPr>
+            <w:tcW w:w="1560" w:type="dxa"/>
+          </w:tcPr>
+          <w:p>
+            <w:r>
+              <w:t>permno and membership date intervals</w:t>
+            </w:r>
+          </w:p>
+        </w:tc>
+        <w:tc>
+          <w:tcPr>
+            <w:tcW w:w="1560" w:type="dxa"/>
+          </w:tcPr>
+          <w:p>
+            <w:r>
+              <w:t>Not yet: membership intervals and dated symbol links</w:t>
+            </w:r>
+          </w:p>
+        </w:tc>
+        <w:tc>
+          <w:tcPr>
+            <w:tcW w:w="1560" w:type="dxa"/>
+          </w:tcPr>
+          <w:p>
+            <w:r>
+              <w:t>Loki</w:t>
+            </w:r>
+          </w:p>
+        </w:tc>
+      </w:tr>
+      <w:tr>
+        <w:tc>
+          <w:tcPr>
+            <w:tcW w:type="dxa" w:w="1560"/>
+          </w:tcPr>
+          <w:p>
+            <w:r>
+              <w:t>Broker API</w:t>
+            </w:r>
+          </w:p>
+        </w:tc>
+        <w:tc>
+          <w:tcPr>
+            <w:tcW w:type="dxa" w:w="1560"/>
+          </w:tcPr>
+          <w:p>
+            <w:r>
+              <w:t>Stock prices, bid/ask quotes and volume</w:t>
+            </w:r>
+          </w:p>
+        </w:tc>
+        <w:tc>
+          <w:tcPr>
+            <w:tcW w:type="dxa" w:w="1560"/>
+          </w:tcPr>
+          <w:p>
+            <w:r>
+              <w:t>Existing collector; course pilot adaptation pending</w:t>
+            </w:r>
+          </w:p>
+        </w:tc>
+        <w:tc>
+          <w:tcPr>
+            <w:tcW w:type="dxa" w:w="1560"/>
+          </w:tcPr>
+          <w:p>
+            <w:r>
+              <w:t>Symbol and timestamp; dated permno mapping pending</w:t>
+            </w:r>
+          </w:p>
+        </w:tc>
+        <w:tc>
+          <w:tcPr>
+            <w:tcW w:type="dxa" w:w="1560"/>
+          </w:tcPr>
+          <w:p>
+            <w:r>
+              <w:t>Recent intraday data collected. Course export and 2004 onward coverage: not yet verified.</w:t>
+            </w:r>
+          </w:p>
+        </w:tc>
+        <w:tc>
+          <w:tcPr>
+            <w:tcW w:type="dxa" w:w="1560"/>
+          </w:tcPr>
+          <w:p>
+            <w:r>
+              <w:t>Loki</w:t>
             </w:r>
           </w:p>
         </w:tc>
@@ -679,6 +735,9 @@
       <w:pPr/>
       <w:r>
         <w:t xml:space="preserve">CRSP permno is the hub. Every other ID maps to it through a dated link table, so a reused ticker never silently joins two companies, and every join is made as of a date.</w:t>
+      </w:r>
+      <w:r>
+        <w:t xml:space="preserve"> Broker symbols will be matched to dated CRSP identifiers and membership on each observation date. Historical membership and the broker symbol-to-permno bridge are not yet built.</w:t>
       </w:r>
     </w:p>
     <w:tbl>
@@ -931,6 +990,48 @@
           </w:p>
         </w:tc>
       </w:tr>
+      <w:tr>
+        <w:tc>
+          <w:tcPr>
+            <w:tcW w:type="dxa" w:w="2340"/>
+          </w:tcPr>
+          <w:p>
+            <w:r>
+              <w:t>Broker stock data to CRSP</w:t>
+            </w:r>
+          </w:p>
+        </w:tc>
+        <w:tc>
+          <w:tcPr>
+            <w:tcW w:type="dxa" w:w="2340"/>
+          </w:tcPr>
+          <w:p>
+            <w:r>
+              <w:t>Symbol and timestamp</w:t>
+            </w:r>
+          </w:p>
+        </w:tc>
+        <w:tc>
+          <w:tcPr>
+            <w:tcW w:type="dxa" w:w="2340"/>
+          </w:tcPr>
+          <w:p>
+            <w:r>
+              <w:t>permno and date</w:t>
+            </w:r>
+          </w:p>
+        </w:tc>
+        <w:tc>
+          <w:tcPr>
+            <w:tcW w:type="dxa" w:w="2340"/>
+          </w:tcPr>
+          <w:p>
+            <w:r>
+              <w:t>Not yet: dated symbol-to-permno mapping required</w:t>
+            </w:r>
+          </w:p>
+        </w:tc>
+      </w:tr>
     </w:tbl>
     <w:p>
       <w:pPr>
@@ -1028,6 +1129,14 @@
       </w:r>
       <w:r>
         <w:t xml:space="preserve"> owner Xueyun. The earnings 8K filing list is pulled (773 filings, 9 of 10 pilot tickers). Next: download the Exhibit 99.1 press release text for each filing, then prompt an LLM to extract the announcement date and before open or after close, with a fixed JSON output. Validation plan: hand check a random sample of 100 releases and report the agreement rate and error types. Also compare against I/B/E/S times and EDGAR acceptance times. API cost is logged per call. No WRDS needed. Target: demo by Oct 21.</w:t>
+      </w:r>
+    </w:p>
+    <w:p>
+      <w:pPr>
+        <w:pStyle w:val="ListParagraph"/>
+      </w:pPr>
+      <w:r>
+        <w:t>Stocks and membership (Loki): broker pilot export, historical membership pull and dated identifier mapping not yet. Need agreed stocks/date range and live WRDS checks; long-history coverage remains unverified.</w:t>
       </w:r>
     </w:p>
     <w:sectPr>

--- a/submissions/setup_card.docx
+++ b/submissions/setup_card.docx
@@ -1,33 +1,50 @@
 
 <file path=word/document.xml><?xml version="1.0" encoding="utf-8"?>
-<w:document xmlns:w="http://schemas.openxmlformats.org/wordprocessingml/2006/main" xmlns:r="http://schemas.openxmlformats.org/officeDocument/2006/relationships" xmlns:wp="http://schemas.openxmlformats.org/drawingml/2006/wordprocessingDrawing" xmlns:a="http://schemas.openxmlformats.org/drawingml/2006/main" xmlns:pic="http://schemas.openxmlformats.org/drawingml/2006/picture">
+<w:document xmlns:wpc="http://schemas.microsoft.com/office/word/2010/wordprocessingCanvas" xmlns:cx="http://schemas.microsoft.com/office/drawing/2014/chartex" xmlns:cx1="http://schemas.microsoft.com/office/drawing/2015/9/8/chartex" xmlns:cx2="http://schemas.microsoft.com/office/drawing/2015/10/21/chartex" xmlns:cx3="http://schemas.microsoft.com/office/drawing/2016/5/9/chartex" xmlns:cx4="http://schemas.microsoft.com/office/drawing/2016/5/10/chartex" xmlns:cx5="http://schemas.microsoft.com/office/drawing/2016/5/11/chartex" xmlns:cx6="http://schemas.microsoft.com/office/drawing/2016/5/12/chartex" xmlns:cx7="http://schemas.microsoft.com/office/drawing/2016/5/13/chartex" xmlns:cx8="http://schemas.microsoft.com/office/drawing/2016/5/14/chartex" xmlns:mc="http://schemas.openxmlformats.org/markup-compatibility/2006" xmlns:aink="http://schemas.microsoft.com/office/drawing/2016/ink" xmlns:am3d="http://schemas.microsoft.com/office/drawing/2017/model3d" xmlns:o="urn:schemas-microsoft-com:office:office" xmlns:oel="http://schemas.microsoft.com/office/2019/extlst" xmlns:r="http://schemas.openxmlformats.org/officeDocument/2006/relationships" xmlns:m="http://schemas.openxmlformats.org/officeDocument/2006/math" xmlns:v="urn:schemas-microsoft-com:vml" xmlns:wp14="http://schemas.microsoft.com/office/word/2010/wordprocessingDrawing" xmlns:wp="http://schemas.openxmlformats.org/drawingml/2006/wordprocessingDrawing" xmlns:w10="urn:schemas-microsoft-com:office:word" xmlns:w="http://schemas.openxmlformats.org/wordprocessingml/2006/main" xmlns:w14="http://schemas.microsoft.com/office/word/2010/wordml" xmlns:w15="http://schemas.microsoft.com/office/word/2012/wordml" xmlns:w16cex="http://schemas.microsoft.com/office/word/2018/wordml/cex" xmlns:w16cid="http://schemas.microsoft.com/office/word/2016/wordml/cid" xmlns:w16="http://schemas.microsoft.com/office/word/2018/wordml" xmlns:w16du="http://schemas.microsoft.com/office/word/2023/wordml/word16du" xmlns:w16sdtdh="http://schemas.microsoft.com/office/word/2020/wordml/sdtdatahash" xmlns:w16sdtfl="http://schemas.microsoft.com/office/word/2024/wordml/sdtformatlock" xmlns:w16se="http://schemas.microsoft.com/office/word/2015/wordml/symex" xmlns:wpg="http://schemas.microsoft.com/office/word/2010/wordprocessingGroup" xmlns:wpi="http://schemas.microsoft.com/office/word/2010/wordprocessingInk" xmlns:wne="http://schemas.microsoft.com/office/word/2006/wordml" xmlns:wps="http://schemas.microsoft.com/office/word/2010/wordprocessingShape" mc:Ignorable="w14 w15 w16se w16cid w16 w16cex w16sdtdh w16sdtfl w16du wp14">
   <w:body>
     <w:p>
       <w:pPr>
         <w:pStyle w:val="Heading1"/>
       </w:pPr>
       <w:r>
-        <w:t xml:space="preserve">FINTECH 590 Setup Card: Group 2</w:t>
+        <w:t>FINTECH 590 Setup Card: Group 2</w:t>
       </w:r>
     </w:p>
     <w:p>
-      <w:pPr/>
       <w:r>
         <w:t>Oct 6, 2026</w:t>
       </w:r>
     </w:p>
     <w:p>
-      <w:pPr/>
-      <w:r>
-        <w:t xml:space="preserve">Group 2 is building a backtest ready historical options dataset for S&amp;P 500 stocks. The sources are chosen.</w:t>
+      <w:pPr>
+        <w:pStyle w:val="ListParagraph"/>
+        <w:numPr>
+          <w:ilvl w:val="0"/>
+          <w:numId w:val="3"/>
+        </w:numPr>
+      </w:pPr>
+      <w:r>
+        <w:t xml:space="preserve">Group 2 is building a </w:t>
+      </w:r>
+      <w:proofErr w:type="spellStart"/>
+      <w:r>
+        <w:t>backtest</w:t>
+      </w:r>
+      <w:proofErr w:type="spellEnd"/>
+      <w:r>
+        <w:t xml:space="preserve"> ready historical options dataset for S&amp;P 500 stocks. The sources are chosen.</w:t>
       </w:r>
     </w:p>
     <w:p>
       <w:pPr>
         <w:pStyle w:val="Heading2"/>
-      </w:pPr>
-      <w:r>
-        <w:t xml:space="preserve">Sources</w:t>
+        <w:numPr>
+          <w:ilvl w:val="0"/>
+          <w:numId w:val="3"/>
+        </w:numPr>
+      </w:pPr>
+      <w:r>
+        <w:t>Sources</w:t>
       </w:r>
     </w:p>
     <w:tbl>
@@ -35,7 +52,7 @@
         <w:tblStyle w:val="TableGrid"/>
         <w:tblW w:w="0" w:type="auto"/>
         <w:tblLayout w:type="fixed"/>
-        <w:tblLook w:val="04A0" w:firstRow="1" w:lastRow="0" w:firstColumn="0" w:lastColumn="0" w:noHBand="0" w:noVBand="1"/>
+        <w:tblLook w:val="0420" w:firstRow="1" w:lastRow="0" w:firstColumn="0" w:lastColumn="0" w:noHBand="0" w:noVBand="1"/>
       </w:tblPr>
       <w:tblGrid>
         <w:gridCol w:w="1560"/>
@@ -55,9 +72,8 @@
             <w:shd w:val="clear" w:color="auto" w:fill="F2F2F2"/>
           </w:tcPr>
           <w:p>
-            <w:pPr/>
-            <w:r>
-              <w:t xml:space="preserve">Source</w:t>
+            <w:r>
+              <w:t>Source</w:t>
             </w:r>
           </w:p>
         </w:tc>
@@ -67,9 +83,8 @@
             <w:shd w:val="clear" w:color="auto" w:fill="F2F2F2"/>
           </w:tcPr>
           <w:p>
-            <w:pPr/>
-            <w:r>
-              <w:t xml:space="preserve">Gives us</w:t>
+            <w:r>
+              <w:t>Gives us</w:t>
             </w:r>
           </w:p>
         </w:tc>
@@ -79,9 +94,8 @@
             <w:shd w:val="clear" w:color="auto" w:fill="F2F2F2"/>
           </w:tcPr>
           <w:p>
-            <w:pPr/>
-            <w:r>
-              <w:t xml:space="preserve">Access</w:t>
+            <w:r>
+              <w:t>Access</w:t>
             </w:r>
           </w:p>
         </w:tc>
@@ -91,9 +105,8 @@
             <w:shd w:val="clear" w:color="auto" w:fill="F2F2F2"/>
           </w:tcPr>
           <w:p>
-            <w:pPr/>
-            <w:r>
-              <w:t xml:space="preserve">Join key</w:t>
+            <w:r>
+              <w:t>Join key</w:t>
             </w:r>
           </w:p>
         </w:tc>
@@ -103,9 +116,8 @@
             <w:shd w:val="clear" w:color="auto" w:fill="F2F2F2"/>
           </w:tcPr>
           <w:p>
-            <w:pPr/>
-            <w:r>
-              <w:t xml:space="preserve">Pulled so far</w:t>
+            <w:r>
+              <w:t>Pulled so far</w:t>
             </w:r>
           </w:p>
         </w:tc>
@@ -115,9 +127,8 @@
             <w:shd w:val="clear" w:color="auto" w:fill="F2F2F2"/>
           </w:tcPr>
           <w:p>
-            <w:pPr/>
-            <w:r>
-              <w:t xml:space="preserve">Owner</w:t>
+            <w:r>
+              <w:t>Owner</w:t>
             </w:r>
           </w:p>
         </w:tc>
@@ -128,64 +139,65 @@
             <w:tcW w:w="1560" w:type="dxa"/>
           </w:tcPr>
           <w:p>
-            <w:pPr/>
-            <w:r>
-              <w:t xml:space="preserve">OptionMetrics (WRDS)</w:t>
-            </w:r>
-          </w:p>
-        </w:tc>
-        <w:tc>
-          <w:tcPr>
-            <w:tcW w:w="1560" w:type="dxa"/>
-          </w:tcPr>
-          <w:p>
-            <w:pPr/>
-            <w:r>
-              <w:t xml:space="preserve">Option quotes, volatility surfaces</w:t>
-            </w:r>
-          </w:p>
-        </w:tc>
-        <w:tc>
-          <w:tcPr>
-            <w:tcW w:w="1560" w:type="dxa"/>
-          </w:tcPr>
-          <w:p>
-            <w:pPr/>
-            <w:r>
-              <w:t xml:space="preserve">Reported available through Duke, table check pending</w:t>
-            </w:r>
-          </w:p>
-        </w:tc>
-        <w:tc>
-          <w:tcPr>
-            <w:tcW w:w="1560" w:type="dxa"/>
-          </w:tcPr>
-          <w:p>
-            <w:pPr/>
-            <w:r>
-              <w:t xml:space="preserve">secid</w:t>
-            </w:r>
-          </w:p>
-        </w:tc>
-        <w:tc>
-          <w:tcPr>
-            <w:tcW w:w="1560" w:type="dxa"/>
-          </w:tcPr>
-          <w:p>
-            <w:pPr/>
-            <w:r>
-              <w:t xml:space="preserve">Not yet</w:t>
-            </w:r>
-          </w:p>
-        </w:tc>
-        <w:tc>
-          <w:tcPr>
-            <w:tcW w:w="1560" w:type="dxa"/>
-          </w:tcPr>
-          <w:p>
-            <w:pPr/>
-            <w:r>
-              <w:t xml:space="preserve">TBD</w:t>
+            <w:proofErr w:type="spellStart"/>
+            <w:r>
+              <w:t>OptionMetrics</w:t>
+            </w:r>
+            <w:proofErr w:type="spellEnd"/>
+            <w:r>
+              <w:t xml:space="preserve"> (WRDS)</w:t>
+            </w:r>
+          </w:p>
+        </w:tc>
+        <w:tc>
+          <w:tcPr>
+            <w:tcW w:w="1560" w:type="dxa"/>
+          </w:tcPr>
+          <w:p>
+            <w:r>
+              <w:t>Option quotes, volatility surfaces</w:t>
+            </w:r>
+          </w:p>
+        </w:tc>
+        <w:tc>
+          <w:tcPr>
+            <w:tcW w:w="1560" w:type="dxa"/>
+          </w:tcPr>
+          <w:p>
+            <w:r>
+              <w:t>Yes, verified Oct 6 with a live login: 6 of 6 checked tables open (make access).</w:t>
+            </w:r>
+          </w:p>
+        </w:tc>
+        <w:tc>
+          <w:tcPr>
+            <w:tcW w:w="1560" w:type="dxa"/>
+          </w:tcPr>
+          <w:p>
+            <w:proofErr w:type="spellStart"/>
+            <w:r>
+              <w:t>secid</w:t>
+            </w:r>
+            <w:proofErr w:type="spellEnd"/>
+          </w:p>
+        </w:tc>
+        <w:tc>
+          <w:tcPr>
+            <w:tcW w:w="1560" w:type="dxa"/>
+          </w:tcPr>
+          <w:p>
+            <w:r>
+              <w:t>Not yet</w:t>
+            </w:r>
+          </w:p>
+        </w:tc>
+        <w:tc>
+          <w:tcPr>
+            <w:tcW w:w="1560" w:type="dxa"/>
+          </w:tcPr>
+          <w:p>
+            <w:r>
+              <w:t>TBD</w:t>
             </w:r>
           </w:p>
         </w:tc>
@@ -217,17 +229,22 @@
           </w:tcPr>
           <w:p>
             <w:r>
-              <w:t>WRDS account exists; CRSP table access not yet verified</w:t>
-            </w:r>
-          </w:p>
-        </w:tc>
-        <w:tc>
-          <w:tcPr>
-            <w:tcW w:w="1560" w:type="dxa"/>
-          </w:tcPr>
-          <w:p>
-            <w:r>
-              <w:t>permno and membership date intervals</w:t>
+              <w:t>Yes, verified Oct 6 with a live login: 4 of 4 checked tables open (make access).</w:t>
+            </w:r>
+          </w:p>
+        </w:tc>
+        <w:tc>
+          <w:tcPr>
+            <w:tcW w:w="1560" w:type="dxa"/>
+          </w:tcPr>
+          <w:p>
+            <w:proofErr w:type="spellStart"/>
+            <w:r>
+              <w:t>permno</w:t>
+            </w:r>
+            <w:proofErr w:type="spellEnd"/>
+            <w:r>
+              <w:t xml:space="preserve"> and membership date intervals</w:t>
             </w:r>
           </w:p>
         </w:tc>
@@ -255,7 +272,7 @@
       <w:tr>
         <w:tc>
           <w:tcPr>
-            <w:tcW w:type="dxa" w:w="1560"/>
+            <w:tcW w:w="1560" w:type="dxa"/>
           </w:tcPr>
           <w:p>
             <w:r>
@@ -265,7 +282,7 @@
         </w:tc>
         <w:tc>
           <w:tcPr>
-            <w:tcW w:type="dxa" w:w="1560"/>
+            <w:tcW w:w="1560" w:type="dxa"/>
           </w:tcPr>
           <w:p>
             <w:r>
@@ -275,7 +292,7 @@
         </w:tc>
         <w:tc>
           <w:tcPr>
-            <w:tcW w:type="dxa" w:w="1560"/>
+            <w:tcW w:w="1560" w:type="dxa"/>
           </w:tcPr>
           <w:p>
             <w:r>
@@ -285,17 +302,25 @@
         </w:tc>
         <w:tc>
           <w:tcPr>
-            <w:tcW w:type="dxa" w:w="1560"/>
-          </w:tcPr>
-          <w:p>
-            <w:r>
-              <w:t>Symbol and timestamp; dated permno mapping pending</w:t>
-            </w:r>
-          </w:p>
-        </w:tc>
-        <w:tc>
-          <w:tcPr>
-            <w:tcW w:type="dxa" w:w="1560"/>
+            <w:tcW w:w="1560" w:type="dxa"/>
+          </w:tcPr>
+          <w:p>
+            <w:r>
+              <w:t xml:space="preserve">Symbol and timestamp; dated </w:t>
+            </w:r>
+            <w:proofErr w:type="spellStart"/>
+            <w:r>
+              <w:t>permno</w:t>
+            </w:r>
+            <w:proofErr w:type="spellEnd"/>
+            <w:r>
+              <w:t xml:space="preserve"> mapping pending</w:t>
+            </w:r>
+          </w:p>
+        </w:tc>
+        <w:tc>
+          <w:tcPr>
+            <w:tcW w:w="1560" w:type="dxa"/>
           </w:tcPr>
           <w:p>
             <w:r>
@@ -305,7 +330,7 @@
         </w:tc>
         <w:tc>
           <w:tcPr>
-            <w:tcW w:type="dxa" w:w="1560"/>
+            <w:tcW w:w="1560" w:type="dxa"/>
           </w:tcPr>
           <w:p>
             <w:r>
@@ -320,64 +345,65 @@
             <w:tcW w:w="1560" w:type="dxa"/>
           </w:tcPr>
           <w:p>
-            <w:pPr/>
-            <w:r>
-              <w:t xml:space="preserve">Compustat quarterly (WRDS)</w:t>
-            </w:r>
-          </w:p>
-        </w:tc>
-        <w:tc>
-          <w:tcPr>
-            <w:tcW w:w="1560" w:type="dxa"/>
-          </w:tcPr>
-          <w:p>
-            <w:pPr/>
-            <w:r>
-              <w:t xml:space="preserve">Earnings report date, no time of day</w:t>
-            </w:r>
-          </w:p>
-        </w:tc>
-        <w:tc>
-          <w:tcPr>
-            <w:tcW w:w="1560" w:type="dxa"/>
-          </w:tcPr>
-          <w:p>
-            <w:pPr/>
-            <w:r>
-              <w:t xml:space="preserve">Reported available through Duke, table check pending</w:t>
-            </w:r>
-          </w:p>
-        </w:tc>
-        <w:tc>
-          <w:tcPr>
-            <w:tcW w:w="1560" w:type="dxa"/>
-          </w:tcPr>
-          <w:p>
-            <w:pPr/>
-            <w:r>
-              <w:t xml:space="preserve">gvkey</w:t>
-            </w:r>
-          </w:p>
-        </w:tc>
-        <w:tc>
-          <w:tcPr>
-            <w:tcW w:w="1560" w:type="dxa"/>
-          </w:tcPr>
-          <w:p>
-            <w:pPr/>
-            <w:r>
-              <w:t xml:space="preserve">To fill: WRDS pull</w:t>
-            </w:r>
-          </w:p>
-        </w:tc>
-        <w:tc>
-          <w:tcPr>
-            <w:tcW w:w="1560" w:type="dxa"/>
-          </w:tcPr>
-          <w:p>
-            <w:pPr/>
-            <w:r>
-              <w:t xml:space="preserve">To fill</w:t>
+            <w:proofErr w:type="spellStart"/>
+            <w:r>
+              <w:t>Compustat</w:t>
+            </w:r>
+            <w:proofErr w:type="spellEnd"/>
+            <w:r>
+              <w:t xml:space="preserve"> quarterly (WRDS)</w:t>
+            </w:r>
+          </w:p>
+        </w:tc>
+        <w:tc>
+          <w:tcPr>
+            <w:tcW w:w="1560" w:type="dxa"/>
+          </w:tcPr>
+          <w:p>
+            <w:r>
+              <w:t>Earnings report date, no time of day</w:t>
+            </w:r>
+          </w:p>
+        </w:tc>
+        <w:tc>
+          <w:tcPr>
+            <w:tcW w:w="1560" w:type="dxa"/>
+          </w:tcPr>
+          <w:p>
+            <w:r>
+              <w:t>Yes, verified Oct 6 with a live login</w:t>
+            </w:r>
+          </w:p>
+        </w:tc>
+        <w:tc>
+          <w:tcPr>
+            <w:tcW w:w="1560" w:type="dxa"/>
+          </w:tcPr>
+          <w:p>
+            <w:proofErr w:type="spellStart"/>
+            <w:r>
+              <w:t>gvkey</w:t>
+            </w:r>
+            <w:proofErr w:type="spellEnd"/>
+          </w:p>
+        </w:tc>
+        <w:tc>
+          <w:tcPr>
+            <w:tcW w:w="1560" w:type="dxa"/>
+          </w:tcPr>
+          <w:p>
+            <w:r>
+              <w:t xml:space="preserve">10 pilot tickers, 2004 to 2025. </w:t>
+            </w:r>
+          </w:p>
+        </w:tc>
+        <w:tc>
+          <w:tcPr>
+            <w:tcW w:w="1560" w:type="dxa"/>
+          </w:tcPr>
+          <w:p>
+            <w:r>
+              <w:t>Nils</w:t>
             </w:r>
           </w:p>
         </w:tc>
@@ -388,64 +414,58 @@
             <w:tcW w:w="1560" w:type="dxa"/>
           </w:tcPr>
           <w:p>
-            <w:pPr/>
-            <w:r>
-              <w:t xml:space="preserve">I/B/E/S actuals (WRDS)</w:t>
-            </w:r>
-          </w:p>
-        </w:tc>
-        <w:tc>
-          <w:tcPr>
-            <w:tcW w:w="1560" w:type="dxa"/>
-          </w:tcPr>
-          <w:p>
-            <w:pPr/>
-            <w:r>
-              <w:t xml:space="preserve">Earnings announce date and time of day</w:t>
-            </w:r>
-          </w:p>
-        </w:tc>
-        <w:tc>
-          <w:tcPr>
-            <w:tcW w:w="1560" w:type="dxa"/>
-          </w:tcPr>
-          <w:p>
-            <w:pPr/>
-            <w:r>
-              <w:t xml:space="preserve">Reported available through Duke, table check pending</w:t>
-            </w:r>
-          </w:p>
-        </w:tc>
-        <w:tc>
-          <w:tcPr>
-            <w:tcW w:w="1560" w:type="dxa"/>
-          </w:tcPr>
-          <w:p>
-            <w:pPr/>
-            <w:r>
-              <w:t xml:space="preserve">I/B/E/S ticker</w:t>
-            </w:r>
-          </w:p>
-        </w:tc>
-        <w:tc>
-          <w:tcPr>
-            <w:tcW w:w="1560" w:type="dxa"/>
-          </w:tcPr>
-          <w:p>
-            <w:pPr/>
-            <w:r>
-              <w:t xml:space="preserve">To fill: WRDS pull</w:t>
-            </w:r>
-          </w:p>
-        </w:tc>
-        <w:tc>
-          <w:tcPr>
-            <w:tcW w:w="1560" w:type="dxa"/>
-          </w:tcPr>
-          <w:p>
-            <w:pPr/>
-            <w:r>
-              <w:t xml:space="preserve">To fill</w:t>
+            <w:r>
+              <w:t>I/B/E/S actuals (WRDS)</w:t>
+            </w:r>
+          </w:p>
+        </w:tc>
+        <w:tc>
+          <w:tcPr>
+            <w:tcW w:w="1560" w:type="dxa"/>
+          </w:tcPr>
+          <w:p>
+            <w:r>
+              <w:t>Earnings announce date and time of day</w:t>
+            </w:r>
+          </w:p>
+        </w:tc>
+        <w:tc>
+          <w:tcPr>
+            <w:tcW w:w="1560" w:type="dxa"/>
+          </w:tcPr>
+          <w:p>
+            <w:r>
+              <w:t>Yes, verified Oct 6 with a live login</w:t>
+            </w:r>
+          </w:p>
+        </w:tc>
+        <w:tc>
+          <w:tcPr>
+            <w:tcW w:w="1560" w:type="dxa"/>
+          </w:tcPr>
+          <w:p>
+            <w:r>
+              <w:t>I/B/E/S ticker</w:t>
+            </w:r>
+          </w:p>
+        </w:tc>
+        <w:tc>
+          <w:tcPr>
+            <w:tcW w:w="1560" w:type="dxa"/>
+          </w:tcPr>
+          <w:p>
+            <w:r>
+              <w:t>10 pilot tickers</w:t>
+            </w:r>
+          </w:p>
+        </w:tc>
+        <w:tc>
+          <w:tcPr>
+            <w:tcW w:w="1560" w:type="dxa"/>
+          </w:tcPr>
+          <w:p>
+            <w:r>
+              <w:t>Nils</w:t>
             </w:r>
           </w:p>
         </w:tc>
@@ -456,64 +476,85 @@
             <w:tcW w:w="1560" w:type="dxa"/>
           </w:tcPr>
           <w:p>
-            <w:pPr/>
-            <w:r>
-              <w:t xml:space="preserve">SEC EDGAR</w:t>
-            </w:r>
-          </w:p>
-        </w:tc>
-        <w:tc>
-          <w:tcPr>
-            <w:tcW w:w="1560" w:type="dxa"/>
-          </w:tcPr>
-          <w:p>
-            <w:pPr/>
-            <w:r>
-              <w:t xml:space="preserve">Earnings press releases, filing timestamps</w:t>
-            </w:r>
-          </w:p>
-        </w:tc>
-        <w:tc>
-          <w:tcPr>
-            <w:tcW w:w="1560" w:type="dxa"/>
-          </w:tcPr>
-          <w:p>
-            <w:pPr/>
-            <w:r>
-              <w:t xml:space="preserve">Yes, free and no login. Needs a contact User Agent header, now set.</w:t>
-            </w:r>
-          </w:p>
-        </w:tc>
-        <w:tc>
-          <w:tcPr>
-            <w:tcW w:w="1560" w:type="dxa"/>
-          </w:tcPr>
-          <w:p>
-            <w:pPr/>
-            <w:r>
-              <w:t xml:space="preserve">CIK</w:t>
-            </w:r>
-          </w:p>
-        </w:tc>
-        <w:tc>
-          <w:tcPr>
-            <w:tcW w:w="1560" w:type="dxa"/>
-          </w:tcPr>
-          <w:p>
-            <w:pPr/>
-            <w:r>
-              <w:t xml:space="preserve">Earnings 8K filings (Item 2.02) for 9 of 10 pilot tickers: 773 filings, Oct 2004 to Nov 2025, with acceptance time in Eastern. XOM returned none.</w:t>
-            </w:r>
-          </w:p>
-        </w:tc>
-        <w:tc>
-          <w:tcPr>
-            <w:tcW w:w="1560" w:type="dxa"/>
-          </w:tcPr>
-          <w:p>
-            <w:pPr/>
-            <w:r>
-              <w:t>Abhi (filing list), Xueyun (press release text)</w:t>
+            <w:r>
+              <w:t>SEC EDGAR</w:t>
+            </w:r>
+          </w:p>
+        </w:tc>
+        <w:tc>
+          <w:tcPr>
+            <w:tcW w:w="1560" w:type="dxa"/>
+          </w:tcPr>
+          <w:p>
+            <w:r>
+              <w:t xml:space="preserve">Earnings press releases, filing </w:t>
+            </w:r>
+            <w:r>
+              <w:lastRenderedPageBreak/>
+              <w:t>timestamps</w:t>
+            </w:r>
+          </w:p>
+        </w:tc>
+        <w:tc>
+          <w:tcPr>
+            <w:tcW w:w="1560" w:type="dxa"/>
+          </w:tcPr>
+          <w:p>
+            <w:r>
+              <w:lastRenderedPageBreak/>
+              <w:t xml:space="preserve">Yes, free and no login. </w:t>
+            </w:r>
+            <w:r>
+              <w:lastRenderedPageBreak/>
+              <w:t>Needs a contact User Agent header, now set.</w:t>
+            </w:r>
+          </w:p>
+        </w:tc>
+        <w:tc>
+          <w:tcPr>
+            <w:tcW w:w="1560" w:type="dxa"/>
+          </w:tcPr>
+          <w:p>
+            <w:r>
+              <w:lastRenderedPageBreak/>
+              <w:t>CIK</w:t>
+            </w:r>
+          </w:p>
+        </w:tc>
+        <w:tc>
+          <w:tcPr>
+            <w:tcW w:w="1560" w:type="dxa"/>
+          </w:tcPr>
+          <w:p>
+            <w:r>
+              <w:t xml:space="preserve">Earnings 8K filings (Item </w:t>
+            </w:r>
+            <w:r>
+              <w:lastRenderedPageBreak/>
+              <w:t>2.02) for 9 of 10 pilot tickers: 773 filings, Oct 2004 to Nov 2025, with acceptance time in Eastern. XOM returned none.</w:t>
+            </w:r>
+          </w:p>
+        </w:tc>
+        <w:tc>
+          <w:tcPr>
+            <w:tcW w:w="1560" w:type="dxa"/>
+          </w:tcPr>
+          <w:p>
+            <w:r>
+              <w:lastRenderedPageBreak/>
+              <w:t xml:space="preserve">Abhi (filing list), </w:t>
+            </w:r>
+            <w:proofErr w:type="spellStart"/>
+            <w:r>
+              <w:t>Xueyun</w:t>
+            </w:r>
+            <w:proofErr w:type="spellEnd"/>
+            <w:r>
+              <w:t xml:space="preserve"> </w:t>
+            </w:r>
+            <w:r>
+              <w:lastRenderedPageBreak/>
+              <w:t>(press release text)</w:t>
             </w:r>
           </w:p>
         </w:tc>
@@ -524,8 +565,8 @@
             <w:tcW w:w="1560" w:type="dxa"/>
           </w:tcPr>
           <w:p>
-            <w:pPr/>
-            <w:r>
+            <w:r>
+              <w:lastRenderedPageBreak/>
               <w:t>LLM (press release extraction)</w:t>
             </w:r>
           </w:p>
@@ -535,7 +576,6 @@
             <w:tcW w:w="1560" w:type="dxa"/>
           </w:tcPr>
           <w:p>
-            <w:pPr/>
             <w:r>
               <w:t>Announcement date and before open or after close, from Exhibit 99.1</w:t>
             </w:r>
@@ -546,7 +586,6 @@
             <w:tcW w:w="1560" w:type="dxa"/>
           </w:tcPr>
           <w:p>
-            <w:pPr/>
             <w:r>
               <w:t>API key needed, cost tracked</w:t>
             </w:r>
@@ -557,7 +596,6 @@
             <w:tcW w:w="1560" w:type="dxa"/>
           </w:tcPr>
           <w:p>
-            <w:pPr/>
             <w:r>
               <w:t>EDGAR accession</w:t>
             </w:r>
@@ -568,7 +606,6 @@
             <w:tcW w:w="1560" w:type="dxa"/>
           </w:tcPr>
           <w:p>
-            <w:pPr/>
             <w:r>
               <w:t>Not yet, prompt drafted by Oct 21</w:t>
             </w:r>
@@ -579,10 +616,11 @@
             <w:tcW w:w="1560" w:type="dxa"/>
           </w:tcPr>
           <w:p>
-            <w:pPr/>
+            <w:proofErr w:type="spellStart"/>
             <w:r>
               <w:t>Xueyun</w:t>
             </w:r>
+            <w:proofErr w:type="spellEnd"/>
           </w:p>
         </w:tc>
       </w:tr>
@@ -592,64 +630,58 @@
             <w:tcW w:w="1560" w:type="dxa"/>
           </w:tcPr>
           <w:p>
-            <w:pPr/>
-            <w:r>
-              <w:t xml:space="preserve">Bloomberg, LSEG</w:t>
-            </w:r>
-          </w:p>
-        </w:tc>
-        <w:tc>
-          <w:tcPr>
-            <w:tcW w:w="1560" w:type="dxa"/>
-          </w:tcPr>
-          <w:p>
-            <w:pPr/>
-            <w:r>
-              <w:t xml:space="preserve">Spot check validation</w:t>
-            </w:r>
-          </w:p>
-        </w:tc>
-        <w:tc>
-          <w:tcPr>
-            <w:tcW w:w="1560" w:type="dxa"/>
-          </w:tcPr>
-          <w:p>
-            <w:pPr/>
-            <w:r>
-              <w:t xml:space="preserve">Reported available</w:t>
-            </w:r>
-          </w:p>
-        </w:tc>
-        <w:tc>
-          <w:tcPr>
-            <w:tcW w:w="1560" w:type="dxa"/>
-          </w:tcPr>
-          <w:p>
-            <w:pPr/>
-            <w:r>
-              <w:t xml:space="preserve">Ticker, RIC</w:t>
-            </w:r>
-          </w:p>
-        </w:tc>
-        <w:tc>
-          <w:tcPr>
-            <w:tcW w:w="1560" w:type="dxa"/>
-          </w:tcPr>
-          <w:p>
-            <w:pPr/>
-            <w:r>
-              <w:t xml:space="preserve">Not yet</w:t>
-            </w:r>
-          </w:p>
-        </w:tc>
-        <w:tc>
-          <w:tcPr>
-            <w:tcW w:w="1560" w:type="dxa"/>
-          </w:tcPr>
-          <w:p>
-            <w:pPr/>
-            <w:r>
-              <w:t xml:space="preserve">TBD</w:t>
+            <w:r>
+              <w:t>Bloomberg, LSEG</w:t>
+            </w:r>
+          </w:p>
+        </w:tc>
+        <w:tc>
+          <w:tcPr>
+            <w:tcW w:w="1560" w:type="dxa"/>
+          </w:tcPr>
+          <w:p>
+            <w:r>
+              <w:t>Spot check validation</w:t>
+            </w:r>
+          </w:p>
+        </w:tc>
+        <w:tc>
+          <w:tcPr>
+            <w:tcW w:w="1560" w:type="dxa"/>
+          </w:tcPr>
+          <w:p>
+            <w:r>
+              <w:t>Reported available</w:t>
+            </w:r>
+          </w:p>
+        </w:tc>
+        <w:tc>
+          <w:tcPr>
+            <w:tcW w:w="1560" w:type="dxa"/>
+          </w:tcPr>
+          <w:p>
+            <w:r>
+              <w:t>Ticker, RIC</w:t>
+            </w:r>
+          </w:p>
+        </w:tc>
+        <w:tc>
+          <w:tcPr>
+            <w:tcW w:w="1560" w:type="dxa"/>
+          </w:tcPr>
+          <w:p>
+            <w:r>
+              <w:t>Not yet</w:t>
+            </w:r>
+          </w:p>
+        </w:tc>
+        <w:tc>
+          <w:tcPr>
+            <w:tcW w:w="1560" w:type="dxa"/>
+          </w:tcPr>
+          <w:p>
+            <w:r>
+              <w:t>TBD</w:t>
             </w:r>
           </w:p>
         </w:tc>
@@ -660,64 +692,58 @@
             <w:tcW w:w="1560" w:type="dxa"/>
           </w:tcPr>
           <w:p>
-            <w:pPr/>
-            <w:r>
-              <w:t xml:space="preserve">IBKR</w:t>
-            </w:r>
-          </w:p>
-        </w:tc>
-        <w:tc>
-          <w:tcPr>
-            <w:tcW w:w="1560" w:type="dxa"/>
-          </w:tcPr>
-          <w:p>
-            <w:pPr/>
-            <w:r>
-              <w:t xml:space="preserve">Live quotes for the end of semester test</w:t>
-            </w:r>
-          </w:p>
-        </w:tc>
-        <w:tc>
-          <w:tcPr>
-            <w:tcW w:w="1560" w:type="dxa"/>
-          </w:tcPr>
-          <w:p>
-            <w:pPr/>
-            <w:r>
-              <w:t xml:space="preserve">Reported available</w:t>
-            </w:r>
-          </w:p>
-        </w:tc>
-        <w:tc>
-          <w:tcPr>
-            <w:tcW w:w="1560" w:type="dxa"/>
-          </w:tcPr>
-          <w:p>
-            <w:pPr/>
-            <w:r>
-              <w:t xml:space="preserve">Contract ID</w:t>
-            </w:r>
-          </w:p>
-        </w:tc>
-        <w:tc>
-          <w:tcPr>
-            <w:tcW w:w="1560" w:type="dxa"/>
-          </w:tcPr>
-          <w:p>
-            <w:pPr/>
-            <w:r>
-              <w:t xml:space="preserve">Not yet, planned for late in the semester</w:t>
-            </w:r>
-          </w:p>
-        </w:tc>
-        <w:tc>
-          <w:tcPr>
-            <w:tcW w:w="1560" w:type="dxa"/>
-          </w:tcPr>
-          <w:p>
-            <w:pPr/>
-            <w:r>
-              <w:t xml:space="preserve">TBD</w:t>
+            <w:r>
+              <w:t>IBKR</w:t>
+            </w:r>
+          </w:p>
+        </w:tc>
+        <w:tc>
+          <w:tcPr>
+            <w:tcW w:w="1560" w:type="dxa"/>
+          </w:tcPr>
+          <w:p>
+            <w:r>
+              <w:t>Live quotes for the end of semester test</w:t>
+            </w:r>
+          </w:p>
+        </w:tc>
+        <w:tc>
+          <w:tcPr>
+            <w:tcW w:w="1560" w:type="dxa"/>
+          </w:tcPr>
+          <w:p>
+            <w:r>
+              <w:t>Reported available</w:t>
+            </w:r>
+          </w:p>
+        </w:tc>
+        <w:tc>
+          <w:tcPr>
+            <w:tcW w:w="1560" w:type="dxa"/>
+          </w:tcPr>
+          <w:p>
+            <w:r>
+              <w:t>Contract ID</w:t>
+            </w:r>
+          </w:p>
+        </w:tc>
+        <w:tc>
+          <w:tcPr>
+            <w:tcW w:w="1560" w:type="dxa"/>
+          </w:tcPr>
+          <w:p>
+            <w:r>
+              <w:t>Not yet, planned for late in the semester</w:t>
+            </w:r>
+          </w:p>
+        </w:tc>
+        <w:tc>
+          <w:tcPr>
+            <w:tcW w:w="1560" w:type="dxa"/>
+          </w:tcPr>
+          <w:p>
+            <w:r>
+              <w:t>TBD</w:t>
             </w:r>
           </w:p>
         </w:tc>
@@ -726,18 +752,34 @@
     <w:p>
       <w:pPr>
         <w:pStyle w:val="Heading2"/>
-      </w:pPr>
-      <w:r>
-        <w:t xml:space="preserve">How the sources fit together</w:t>
+        <w:numPr>
+          <w:ilvl w:val="0"/>
+          <w:numId w:val="3"/>
+        </w:numPr>
+      </w:pPr>
+      <w:r>
+        <w:t>How the sources fit together</w:t>
       </w:r>
     </w:p>
     <w:p>
-      <w:pPr/>
-      <w:r>
-        <w:t xml:space="preserve">CRSP permno is the hub. Every other ID maps to it through a dated link table, so a reused ticker never silently joins two companies, and every join is made as of a date.</w:t>
-      </w:r>
-      <w:r>
-        <w:t xml:space="preserve"> Broker symbols will be matched to dated CRSP identifiers and membership on each observation date. Historical membership and the broker symbol-to-permno bridge are not yet built.</w:t>
+      <w:r>
+        <w:t xml:space="preserve">CRSP </w:t>
+      </w:r>
+      <w:proofErr w:type="spellStart"/>
+      <w:r>
+        <w:t>permno</w:t>
+      </w:r>
+      <w:proofErr w:type="spellEnd"/>
+      <w:r>
+        <w:t xml:space="preserve"> is the hub. Every other ID maps to it through a dated link table, so a reused ticker never silently joins two companies, and every join is made as of a date. Broker symbols will be matched to dated CRSP identifiers and membership on each observation date. Historical membership and the broker symbol-to-</w:t>
+      </w:r>
+      <w:proofErr w:type="spellStart"/>
+      <w:r>
+        <w:t>permno</w:t>
+      </w:r>
+      <w:proofErr w:type="spellEnd"/>
+      <w:r>
+        <w:t xml:space="preserve"> bridge are not yet built.</w:t>
       </w:r>
     </w:p>
     <w:tbl>
@@ -745,7 +787,7 @@
         <w:tblStyle w:val="TableGrid"/>
         <w:tblW w:w="0" w:type="auto"/>
         <w:tblLayout w:type="fixed"/>
-        <w:tblLook w:val="04A0" w:firstRow="1" w:lastRow="0" w:firstColumn="0" w:lastColumn="0" w:noHBand="0" w:noVBand="1"/>
+        <w:tblLook w:val="0420" w:firstRow="1" w:lastRow="0" w:firstColumn="0" w:lastColumn="0" w:noHBand="0" w:noVBand="1"/>
       </w:tblPr>
       <w:tblGrid>
         <w:gridCol w:w="2340"/>
@@ -763,9 +805,8 @@
             <w:shd w:val="clear" w:color="auto" w:fill="F2F2F2"/>
           </w:tcPr>
           <w:p>
-            <w:pPr/>
-            <w:r>
-              <w:t xml:space="preserve">Link</w:t>
+            <w:r>
+              <w:t>Link</w:t>
             </w:r>
           </w:p>
         </w:tc>
@@ -775,9 +816,8 @@
             <w:shd w:val="clear" w:color="auto" w:fill="F2F2F2"/>
           </w:tcPr>
           <w:p>
-            <w:pPr/>
-            <w:r>
-              <w:t xml:space="preserve">From</w:t>
+            <w:r>
+              <w:t>From</w:t>
             </w:r>
           </w:p>
         </w:tc>
@@ -787,9 +827,8 @@
             <w:shd w:val="clear" w:color="auto" w:fill="F2F2F2"/>
           </w:tcPr>
           <w:p>
-            <w:pPr/>
-            <w:r>
-              <w:t xml:space="preserve">To</w:t>
+            <w:r>
+              <w:t>To</w:t>
             </w:r>
           </w:p>
         </w:tc>
@@ -799,9 +838,8 @@
             <w:shd w:val="clear" w:color="auto" w:fill="F2F2F2"/>
           </w:tcPr>
           <w:p>
-            <w:pPr/>
-            <w:r>
-              <w:t xml:space="preserve">Link table (names to confirm in the access check)</w:t>
+            <w:r>
+              <w:t>Link table (names to confirm in the access check)</w:t>
             </w:r>
           </w:p>
         </w:tc>
@@ -812,9 +850,13 @@
             <w:tcW w:w="2340" w:type="dxa"/>
           </w:tcPr>
           <w:p>
-            <w:pPr/>
-            <w:r>
-              <w:t xml:space="preserve">OptionMetrics to CRSP</w:t>
+            <w:proofErr w:type="spellStart"/>
+            <w:r>
+              <w:t>OptionMetrics</w:t>
+            </w:r>
+            <w:proofErr w:type="spellEnd"/>
+            <w:r>
+              <w:t xml:space="preserve"> to CRSP</w:t>
             </w:r>
           </w:p>
         </w:tc>
@@ -823,10 +865,11 @@
             <w:tcW w:w="2340" w:type="dxa"/>
           </w:tcPr>
           <w:p>
-            <w:pPr/>
-            <w:r>
-              <w:t xml:space="preserve">secid</w:t>
-            </w:r>
+            <w:proofErr w:type="spellStart"/>
+            <w:r>
+              <w:t>secid</w:t>
+            </w:r>
+            <w:proofErr w:type="spellEnd"/>
           </w:p>
         </w:tc>
         <w:tc>
@@ -834,10 +877,11 @@
             <w:tcW w:w="2340" w:type="dxa"/>
           </w:tcPr>
           <w:p>
-            <w:pPr/>
-            <w:r>
-              <w:t xml:space="preserve">permno</w:t>
-            </w:r>
+            <w:proofErr w:type="spellStart"/>
+            <w:r>
+              <w:t>permno</w:t>
+            </w:r>
+            <w:proofErr w:type="spellEnd"/>
           </w:p>
         </w:tc>
         <w:tc>
@@ -845,9 +889,13 @@
             <w:tcW w:w="2340" w:type="dxa"/>
           </w:tcPr>
           <w:p>
-            <w:pPr/>
-            <w:r>
-              <w:t xml:space="preserve">wrdsapps.opcrsphist, with a match score</w:t>
+            <w:proofErr w:type="spellStart"/>
+            <w:r>
+              <w:t>wrdsapps.opcrsphist</w:t>
+            </w:r>
+            <w:proofErr w:type="spellEnd"/>
+            <w:r>
+              <w:t>, with a match score</w:t>
             </w:r>
           </w:p>
         </w:tc>
@@ -858,10 +906,14 @@
             <w:tcW w:w="2340" w:type="dxa"/>
           </w:tcPr>
           <w:p>
-            <w:pPr/>
-            <w:r>
-              <w:t xml:space="preserve">CRSP to Compustat</w:t>
-            </w:r>
+            <w:r>
+              <w:t xml:space="preserve">CRSP to </w:t>
+            </w:r>
+            <w:proofErr w:type="spellStart"/>
+            <w:r>
+              <w:t>Compustat</w:t>
+            </w:r>
+            <w:proofErr w:type="spellEnd"/>
           </w:p>
         </w:tc>
         <w:tc>
@@ -869,10 +921,11 @@
             <w:tcW w:w="2340" w:type="dxa"/>
           </w:tcPr>
           <w:p>
-            <w:pPr/>
-            <w:r>
-              <w:t xml:space="preserve">permno</w:t>
-            </w:r>
+            <w:proofErr w:type="spellStart"/>
+            <w:r>
+              <w:t>permno</w:t>
+            </w:r>
+            <w:proofErr w:type="spellEnd"/>
           </w:p>
         </w:tc>
         <w:tc>
@@ -880,10 +933,11 @@
             <w:tcW w:w="2340" w:type="dxa"/>
           </w:tcPr>
           <w:p>
-            <w:pPr/>
-            <w:r>
-              <w:t xml:space="preserve">gvkey</w:t>
-            </w:r>
+            <w:proofErr w:type="spellStart"/>
+            <w:r>
+              <w:t>gvkey</w:t>
+            </w:r>
+            <w:proofErr w:type="spellEnd"/>
           </w:p>
         </w:tc>
         <w:tc>
@@ -891,9 +945,16 @@
             <w:tcW w:w="2340" w:type="dxa"/>
           </w:tcPr>
           <w:p>
-            <w:pPr/>
-            <w:r>
-              <w:t xml:space="preserve">CRSP Compustat Merged link history, with link date ranges</w:t>
+            <w:r>
+              <w:t xml:space="preserve">CRSP </w:t>
+            </w:r>
+            <w:proofErr w:type="spellStart"/>
+            <w:r>
+              <w:t>Compustat</w:t>
+            </w:r>
+            <w:proofErr w:type="spellEnd"/>
+            <w:r>
+              <w:t xml:space="preserve"> Merged link history, with link date ranges</w:t>
             </w:r>
           </w:p>
         </w:tc>
@@ -904,9 +965,9 @@
             <w:tcW w:w="2340" w:type="dxa"/>
           </w:tcPr>
           <w:p>
-            <w:pPr/>
-            <w:r>
-              <w:t xml:space="preserve">CRSP to I/B/E/S</w:t>
+            <w:r>
+              <w:lastRenderedPageBreak/>
+              <w:t>CRSP to I/B/E/S</w:t>
             </w:r>
           </w:p>
         </w:tc>
@@ -915,10 +976,11 @@
             <w:tcW w:w="2340" w:type="dxa"/>
           </w:tcPr>
           <w:p>
-            <w:pPr/>
-            <w:r>
-              <w:t xml:space="preserve">permno</w:t>
-            </w:r>
+            <w:proofErr w:type="spellStart"/>
+            <w:r>
+              <w:t>permno</w:t>
+            </w:r>
+            <w:proofErr w:type="spellEnd"/>
           </w:p>
         </w:tc>
         <w:tc>
@@ -926,9 +988,8 @@
             <w:tcW w:w="2340" w:type="dxa"/>
           </w:tcPr>
           <w:p>
-            <w:pPr/>
-            <w:r>
-              <w:t xml:space="preserve">I/B/E/S ticker</w:t>
+            <w:r>
+              <w:t>I/B/E/S ticker</w:t>
             </w:r>
           </w:p>
         </w:tc>
@@ -937,9 +998,13 @@
             <w:tcW w:w="2340" w:type="dxa"/>
           </w:tcPr>
           <w:p>
-            <w:pPr/>
-            <w:r>
-              <w:t xml:space="preserve">wrdsapps.ibcrsphist, with a match score</w:t>
+            <w:proofErr w:type="spellStart"/>
+            <w:r>
+              <w:t>wrdsapps.ibcrsphist</w:t>
+            </w:r>
+            <w:proofErr w:type="spellEnd"/>
+            <w:r>
+              <w:t>, with a match score</w:t>
             </w:r>
           </w:p>
         </w:tc>
@@ -950,9 +1015,13 @@
             <w:tcW w:w="2340" w:type="dxa"/>
           </w:tcPr>
           <w:p>
-            <w:pPr/>
-            <w:r>
-              <w:t xml:space="preserve">Compustat to EDGAR</w:t>
+            <w:proofErr w:type="spellStart"/>
+            <w:r>
+              <w:t>Compustat</w:t>
+            </w:r>
+            <w:proofErr w:type="spellEnd"/>
+            <w:r>
+              <w:t xml:space="preserve"> to EDGAR</w:t>
             </w:r>
           </w:p>
         </w:tc>
@@ -961,10 +1030,11 @@
             <w:tcW w:w="2340" w:type="dxa"/>
           </w:tcPr>
           <w:p>
-            <w:pPr/>
-            <w:r>
-              <w:t xml:space="preserve">gvkey</w:t>
-            </w:r>
+            <w:proofErr w:type="spellStart"/>
+            <w:r>
+              <w:t>gvkey</w:t>
+            </w:r>
+            <w:proofErr w:type="spellEnd"/>
           </w:p>
         </w:tc>
         <w:tc>
@@ -972,9 +1042,8 @@
             <w:tcW w:w="2340" w:type="dxa"/>
           </w:tcPr>
           <w:p>
-            <w:pPr/>
-            <w:r>
-              <w:t xml:space="preserve">CIK</w:t>
+            <w:r>
+              <w:t>CIK</w:t>
             </w:r>
           </w:p>
         </w:tc>
@@ -983,9 +1052,13 @@
             <w:tcW w:w="2340" w:type="dxa"/>
           </w:tcPr>
           <w:p>
-            <w:pPr/>
-            <w:r>
-              <w:t xml:space="preserve">Compustat company table</w:t>
+            <w:proofErr w:type="spellStart"/>
+            <w:r>
+              <w:t>Compustat</w:t>
+            </w:r>
+            <w:proofErr w:type="spellEnd"/>
+            <w:r>
+              <w:t xml:space="preserve"> company table</w:t>
             </w:r>
           </w:p>
         </w:tc>
@@ -993,7 +1066,7 @@
       <w:tr>
         <w:tc>
           <w:tcPr>
-            <w:tcW w:type="dxa" w:w="2340"/>
+            <w:tcW w:w="2340" w:type="dxa"/>
           </w:tcPr>
           <w:p>
             <w:r>
@@ -1003,7 +1076,7 @@
         </w:tc>
         <w:tc>
           <w:tcPr>
-            <w:tcW w:type="dxa" w:w="2340"/>
+            <w:tcW w:w="2340" w:type="dxa"/>
           </w:tcPr>
           <w:p>
             <w:r>
@@ -1013,21 +1086,34 @@
         </w:tc>
         <w:tc>
           <w:tcPr>
-            <w:tcW w:type="dxa" w:w="2340"/>
-          </w:tcPr>
-          <w:p>
-            <w:r>
-              <w:t>permno and date</w:t>
-            </w:r>
-          </w:p>
-        </w:tc>
-        <w:tc>
-          <w:tcPr>
-            <w:tcW w:type="dxa" w:w="2340"/>
-          </w:tcPr>
-          <w:p>
-            <w:r>
-              <w:t>Not yet: dated symbol-to-permno mapping required</w:t>
+            <w:tcW w:w="2340" w:type="dxa"/>
+          </w:tcPr>
+          <w:p>
+            <w:proofErr w:type="spellStart"/>
+            <w:r>
+              <w:t>permno</w:t>
+            </w:r>
+            <w:proofErr w:type="spellEnd"/>
+            <w:r>
+              <w:t xml:space="preserve"> and date</w:t>
+            </w:r>
+          </w:p>
+        </w:tc>
+        <w:tc>
+          <w:tcPr>
+            <w:tcW w:w="2340" w:type="dxa"/>
+          </w:tcPr>
+          <w:p>
+            <w:r>
+              <w:t>Not yet: dated symbol-to-</w:t>
+            </w:r>
+            <w:proofErr w:type="spellStart"/>
+            <w:r>
+              <w:t>permno</w:t>
+            </w:r>
+            <w:proofErr w:type="spellEnd"/>
+            <w:r>
+              <w:t xml:space="preserve"> mapping required</w:t>
             </w:r>
           </w:p>
         </w:tc>
@@ -1036,9 +1122,13 @@
     <w:p>
       <w:pPr>
         <w:pStyle w:val="Heading2"/>
-      </w:pPr>
-      <w:r>
-        <w:t xml:space="preserve">Not yet, and what blocks it</w:t>
+        <w:numPr>
+          <w:ilvl w:val="0"/>
+          <w:numId w:val="3"/>
+        </w:numPr>
+      </w:pPr>
+      <w:r>
+        <w:t>Not yet, and what blocks it</w:t>
       </w:r>
     </w:p>
     <w:p>
@@ -1053,10 +1143,49 @@
         <w:rPr>
           <w:b/>
         </w:rPr>
-        <w:t xml:space="preserve">Table level WRDS check:</w:t>
-      </w:r>
-      <w:r>
-        <w:t xml:space="preserve"> not yet. Needs one person to log in with Duo and confirm the OptionMetrics, CRSP, Compustat, I/B/E/S and link tables open.</w:t>
+        <w:t xml:space="preserve">Table level WRDS check: done Oct 6 by Nils with a live Duo login. </w:t>
+      </w:r>
+      <w:proofErr w:type="spellStart"/>
+      <w:r>
+        <w:rPr>
+          <w:b/>
+        </w:rPr>
+        <w:t>OptionMetrics</w:t>
+      </w:r>
+      <w:proofErr w:type="spellEnd"/>
+      <w:r>
+        <w:rPr>
+          <w:b/>
+        </w:rPr>
+        <w:t xml:space="preserve">, CRSP, </w:t>
+      </w:r>
+      <w:proofErr w:type="spellStart"/>
+      <w:r>
+        <w:rPr>
+          <w:b/>
+        </w:rPr>
+        <w:t>Compustat</w:t>
+      </w:r>
+      <w:proofErr w:type="spellEnd"/>
+      <w:r>
+        <w:rPr>
+          <w:b/>
+        </w:rPr>
+        <w:t xml:space="preserve">, I/B/E/S and the link tables all open (see docs/access_report.md). The </w:t>
+      </w:r>
+      <w:proofErr w:type="spellStart"/>
+      <w:r>
+        <w:rPr>
+          <w:b/>
+        </w:rPr>
+        <w:t>Compustat</w:t>
+      </w:r>
+      <w:proofErr w:type="spellEnd"/>
+      <w:r>
+        <w:rPr>
+          <w:b/>
+        </w:rPr>
+        <w:t xml:space="preserve"> and I/B/E/S pilot pulls ran and were compared (see data/processed/earnings/earnings_compare_summary.md).</w:t>
       </w:r>
     </w:p>
     <w:p>
@@ -1071,10 +1200,26 @@
         <w:rPr>
           <w:b/>
         </w:rPr>
-        <w:t xml:space="preserve">Box deposit and licensing:</w:t>
-      </w:r>
-      <w:r>
-        <w:t xml:space="preserve"> not yet. We do not know if derived OptionMetrics, CRSP, Compustat and I/B/E/S data may go in the course Box folder. Blocked on a question to Alessio.</w:t>
+        <w:t>Box deposit and licensing:</w:t>
+      </w:r>
+      <w:r>
+        <w:t xml:space="preserve"> not yet. We do not know if derived </w:t>
+      </w:r>
+      <w:proofErr w:type="spellStart"/>
+      <w:r>
+        <w:t>OptionMetrics</w:t>
+      </w:r>
+      <w:proofErr w:type="spellEnd"/>
+      <w:r>
+        <w:t xml:space="preserve">, CRSP, </w:t>
+      </w:r>
+      <w:proofErr w:type="spellStart"/>
+      <w:r>
+        <w:t>Compustat</w:t>
+      </w:r>
+      <w:proofErr w:type="spellEnd"/>
+      <w:r>
+        <w:t xml:space="preserve"> and I/B/E/S data may go in the course Box folder. Blocked on a question to Alessio.</w:t>
       </w:r>
     </w:p>
     <w:p>
@@ -1089,10 +1234,18 @@
         <w:rPr>
           <w:b/>
         </w:rPr>
-        <w:t xml:space="preserve">Novelty check:</w:t>
-      </w:r>
-      <w:r>
-        <w:t xml:space="preserve"> not yet. We still need to confirm no finished public dataset exists. OptionMetrics surfaces and ORATS are the closest products.</w:t>
+        <w:t>Novelty check:</w:t>
+      </w:r>
+      <w:r>
+        <w:t xml:space="preserve"> not yet. We still need to confirm no finished public dataset exists. </w:t>
+      </w:r>
+      <w:proofErr w:type="spellStart"/>
+      <w:r>
+        <w:t>OptionMetrics</w:t>
+      </w:r>
+      <w:proofErr w:type="spellEnd"/>
+      <w:r>
+        <w:t xml:space="preserve"> surfaces and ORATS are the closest products.</w:t>
       </w:r>
     </w:p>
     <w:p>
@@ -1107,7 +1260,7 @@
         <w:rPr>
           <w:b/>
         </w:rPr>
-        <w:t xml:space="preserve">Trading cost source:</w:t>
+        <w:t>Trading cost source:</w:t>
       </w:r>
       <w:r>
         <w:t xml:space="preserve"> not yet decided. We need to choose where realistic bid and ask spreads come from.</w:t>
@@ -1125,10 +1278,18 @@
         <w:rPr>
           <w:b/>
         </w:rPr>
-        <w:t xml:space="preserve">EDGAR and LLM extraction:</w:t>
-      </w:r>
-      <w:r>
-        <w:t xml:space="preserve"> owner Xueyun. The earnings 8K filing list is pulled (773 filings, 9 of 10 pilot tickers). Next: download the Exhibit 99.1 press release text for each filing, then prompt an LLM to extract the announcement date and before open or after close, with a fixed JSON output. Validation plan: hand check a random sample of 100 releases and report the agreement rate and error types. Also compare against I/B/E/S times and EDGAR acceptance times. API cost is logged per call. No WRDS needed. Target: demo by Oct 21.</w:t>
+        <w:t>EDGAR and LLM extraction:</w:t>
+      </w:r>
+      <w:r>
+        <w:t xml:space="preserve"> owner </w:t>
+      </w:r>
+      <w:proofErr w:type="spellStart"/>
+      <w:r>
+        <w:t>Xueyun</w:t>
+      </w:r>
+      <w:proofErr w:type="spellEnd"/>
+      <w:r>
+        <w:t>. The earnings 8K filing list is pulled (773 filings, 9 of 10 pilot tickers). Next: download the Exhibit 99.1 press release text for each filing, then prompt an LLM to extract the announcement date and before open or after close, with a fixed JSON output. Validation plan: hand check a random sample of 100 releases and report the agreement rate and error types. Also compare against I/B/E/S times and EDGAR acceptance times. API cost is logged per call. No WRDS needed. Target: demo by Oct 21.</w:t>
       </w:r>
     </w:p>
     <w:p>
@@ -1137,21 +1298,310 @@
       </w:pPr>
       <w:r>
         <w:t>Stocks and membership (Loki): broker pilot export, historical membership pull and dated identifier mapping not yet. Need agreed stocks/date range and live WRDS checks; long-history coverage remains unverified.</w:t>
+      </w:r>
+    </w:p>
+    <w:p>
+      <w:pPr>
+        <w:pStyle w:val="ListParagraph"/>
+      </w:pPr>
+    </w:p>
+    <w:p>
+      <w:pPr>
+        <w:pStyle w:val="ListParagraph"/>
+      </w:pPr>
+    </w:p>
+    <w:p>
+      <w:pPr>
+        <w:pStyle w:val="ListParagraph"/>
+        <w:numPr>
+          <w:ilvl w:val="0"/>
+          <w:numId w:val="3"/>
+        </w:numPr>
+        <w:rPr>
+          <w:b/>
+          <w:bCs/>
+        </w:rPr>
+      </w:pPr>
+      <w:r>
+        <w:rPr>
+          <w:b/>
+          <w:bCs/>
+          <w:sz w:val="26"/>
+          <w:szCs w:val="26"/>
+        </w:rPr>
+        <w:t>Moving parts &amp; aligning data from different sources</w:t>
+      </w:r>
+    </w:p>
+    <w:p>
+      <w:pPr>
+        <w:pStyle w:val="ListParagraph"/>
+        <w:numPr>
+          <w:ilvl w:val="0"/>
+          <w:numId w:val="4"/>
+        </w:numPr>
+        <w:rPr>
+          <w:b/>
+          <w:bCs/>
+        </w:rPr>
+      </w:pPr>
+      <w:r>
+        <w:t>What worries us is that there are a lot of moving parts to this project. We are gathering data from a lot of different sources and are planning on gluing it together. Despite that, we are confident that we can get it done successfully, as long as the team continues to communicate well.</w:t>
+      </w:r>
+    </w:p>
+    <w:p>
+      <w:pPr>
+        <w:pStyle w:val="ListParagraph"/>
+        <w:numPr>
+          <w:ilvl w:val="0"/>
+          <w:numId w:val="4"/>
+        </w:numPr>
+        <w:rPr>
+          <w:b/>
+          <w:bCs/>
+        </w:rPr>
+      </w:pPr>
+      <w:r>
+        <w:t xml:space="preserve">What is most likely to be wrong currently is our set of assumptions on how the data will fit together. It is easy to look at schemas and to say that we should be able to join things based </w:t>
+      </w:r>
+      <w:r>
+        <w:lastRenderedPageBreak/>
+        <w:t>on this or that field. Once we pull large datasets that may contain anomalies</w:t>
+      </w:r>
+      <w:r>
+        <w:t>, we will likely run into issues that will require meticulous problem-solving.</w:t>
+      </w:r>
+    </w:p>
+    <w:p>
+      <w:pPr>
+        <w:pStyle w:val="ListParagraph"/>
+        <w:numPr>
+          <w:ilvl w:val="0"/>
+          <w:numId w:val="4"/>
+        </w:numPr>
+        <w:rPr>
+          <w:b/>
+          <w:bCs/>
+        </w:rPr>
+      </w:pPr>
+      <w:r>
+        <w:t>AI has not caused any major issues so far, luckily. We think AI is currently overstating the simplicity of making all the data from different sources fit together.</w:t>
       </w:r>
     </w:p>
     <w:sectPr>
       <w:pgSz w:w="12240" w:h="15840"/>
       <w:pgMar w:top="1440" w:right="1440" w:bottom="1440" w:left="1440" w:header="720" w:footer="720" w:gutter="0"/>
+      <w:cols w:space="720"/>
     </w:sectPr>
   </w:body>
 </w:document>
 </file>
 
 <file path=word/numbering.xml><?xml version="1.0" encoding="utf-8"?>
-<w:numbering xmlns:w="http://schemas.openxmlformats.org/wordprocessingml/2006/main">
-  <w:abstractNum w:abstractNumId="0">
+<w:numbering xmlns:wpc="http://schemas.microsoft.com/office/word/2010/wordprocessingCanvas" xmlns:cx="http://schemas.microsoft.com/office/drawing/2014/chartex" xmlns:cx1="http://schemas.microsoft.com/office/drawing/2015/9/8/chartex" xmlns:cx2="http://schemas.microsoft.com/office/drawing/2015/10/21/chartex" xmlns:cx3="http://schemas.microsoft.com/office/drawing/2016/5/9/chartex" xmlns:cx4="http://schemas.microsoft.com/office/drawing/2016/5/10/chartex" xmlns:cx5="http://schemas.microsoft.com/office/drawing/2016/5/11/chartex" xmlns:cx6="http://schemas.microsoft.com/office/drawing/2016/5/12/chartex" xmlns:cx7="http://schemas.microsoft.com/office/drawing/2016/5/13/chartex" xmlns:cx8="http://schemas.microsoft.com/office/drawing/2016/5/14/chartex" xmlns:mc="http://schemas.openxmlformats.org/markup-compatibility/2006" xmlns:aink="http://schemas.microsoft.com/office/drawing/2016/ink" xmlns:am3d="http://schemas.microsoft.com/office/drawing/2017/model3d" xmlns:o="urn:schemas-microsoft-com:office:office" xmlns:oel="http://schemas.microsoft.com/office/2019/extlst" xmlns:r="http://schemas.openxmlformats.org/officeDocument/2006/relationships" xmlns:m="http://schemas.openxmlformats.org/officeDocument/2006/math" xmlns:v="urn:schemas-microsoft-com:vml" xmlns:wp14="http://schemas.microsoft.com/office/word/2010/wordprocessingDrawing" xmlns:wp="http://schemas.openxmlformats.org/drawingml/2006/wordprocessingDrawing" xmlns:w10="urn:schemas-microsoft-com:office:word" xmlns:w="http://schemas.openxmlformats.org/wordprocessingml/2006/main" xmlns:w14="http://schemas.microsoft.com/office/word/2010/wordml" xmlns:w15="http://schemas.microsoft.com/office/word/2012/wordml" xmlns:w16cex="http://schemas.microsoft.com/office/word/2018/wordml/cex" xmlns:w16cid="http://schemas.microsoft.com/office/word/2016/wordml/cid" xmlns:w16="http://schemas.microsoft.com/office/word/2018/wordml" xmlns:w16du="http://schemas.microsoft.com/office/word/2023/wordml/word16du" xmlns:w16sdtdh="http://schemas.microsoft.com/office/word/2020/wordml/sdtdatahash" xmlns:w16sdtfl="http://schemas.microsoft.com/office/word/2024/wordml/sdtformatlock" xmlns:w16se="http://schemas.microsoft.com/office/word/2015/wordml/symex" xmlns:wpg="http://schemas.microsoft.com/office/word/2010/wordprocessingGroup" xmlns:wpi="http://schemas.microsoft.com/office/word/2010/wordprocessingInk" xmlns:wne="http://schemas.microsoft.com/office/word/2006/wordml" xmlns:wps="http://schemas.microsoft.com/office/word/2010/wordprocessingShape" mc:Ignorable="w14 w15 w16se w16cid w16 w16cex w16sdtdh w16sdtfl w16du wp14">
+  <w:abstractNum w:abstractNumId="0" w15:restartNumberingAfterBreak="0">
+    <w:nsid w:val="1A8E657B"/>
     <w:multiLevelType w:val="hybridMultilevel"/>
-    <w:lvl w:ilvl="0">
+    <w:tmpl w:val="E436B1EC"/>
+    <w:lvl w:ilvl="0" w:tplc="04090001">
+      <w:start w:val="1"/>
+      <w:numFmt w:val="bullet"/>
+      <w:lvlText w:val=""/>
+      <w:lvlJc w:val="left"/>
+      <w:pPr>
+        <w:ind w:left="1080" w:hanging="360"/>
+      </w:pPr>
+      <w:rPr>
+        <w:rFonts w:ascii="Symbol" w:hAnsi="Symbol" w:hint="default"/>
+      </w:rPr>
+    </w:lvl>
+    <w:lvl w:ilvl="1" w:tplc="04090003" w:tentative="1">
+      <w:start w:val="1"/>
+      <w:numFmt w:val="bullet"/>
+      <w:lvlText w:val="o"/>
+      <w:lvlJc w:val="left"/>
+      <w:pPr>
+        <w:ind w:left="1800" w:hanging="360"/>
+      </w:pPr>
+      <w:rPr>
+        <w:rFonts w:ascii="Courier New" w:hAnsi="Courier New" w:cs="Courier New" w:hint="default"/>
+      </w:rPr>
+    </w:lvl>
+    <w:lvl w:ilvl="2" w:tplc="04090005" w:tentative="1">
+      <w:start w:val="1"/>
+      <w:numFmt w:val="bullet"/>
+      <w:lvlText w:val=""/>
+      <w:lvlJc w:val="left"/>
+      <w:pPr>
+        <w:ind w:left="2520" w:hanging="360"/>
+      </w:pPr>
+      <w:rPr>
+        <w:rFonts w:ascii="Wingdings" w:hAnsi="Wingdings" w:hint="default"/>
+      </w:rPr>
+    </w:lvl>
+    <w:lvl w:ilvl="3" w:tplc="04090001" w:tentative="1">
+      <w:start w:val="1"/>
+      <w:numFmt w:val="bullet"/>
+      <w:lvlText w:val=""/>
+      <w:lvlJc w:val="left"/>
+      <w:pPr>
+        <w:ind w:left="3240" w:hanging="360"/>
+      </w:pPr>
+      <w:rPr>
+        <w:rFonts w:ascii="Symbol" w:hAnsi="Symbol" w:hint="default"/>
+      </w:rPr>
+    </w:lvl>
+    <w:lvl w:ilvl="4" w:tplc="04090003" w:tentative="1">
+      <w:start w:val="1"/>
+      <w:numFmt w:val="bullet"/>
+      <w:lvlText w:val="o"/>
+      <w:lvlJc w:val="left"/>
+      <w:pPr>
+        <w:ind w:left="3960" w:hanging="360"/>
+      </w:pPr>
+      <w:rPr>
+        <w:rFonts w:ascii="Courier New" w:hAnsi="Courier New" w:cs="Courier New" w:hint="default"/>
+      </w:rPr>
+    </w:lvl>
+    <w:lvl w:ilvl="5" w:tplc="04090005" w:tentative="1">
+      <w:start w:val="1"/>
+      <w:numFmt w:val="bullet"/>
+      <w:lvlText w:val=""/>
+      <w:lvlJc w:val="left"/>
+      <w:pPr>
+        <w:ind w:left="4680" w:hanging="360"/>
+      </w:pPr>
+      <w:rPr>
+        <w:rFonts w:ascii="Wingdings" w:hAnsi="Wingdings" w:hint="default"/>
+      </w:rPr>
+    </w:lvl>
+    <w:lvl w:ilvl="6" w:tplc="04090001" w:tentative="1">
+      <w:start w:val="1"/>
+      <w:numFmt w:val="bullet"/>
+      <w:lvlText w:val=""/>
+      <w:lvlJc w:val="left"/>
+      <w:pPr>
+        <w:ind w:left="5400" w:hanging="360"/>
+      </w:pPr>
+      <w:rPr>
+        <w:rFonts w:ascii="Symbol" w:hAnsi="Symbol" w:hint="default"/>
+      </w:rPr>
+    </w:lvl>
+    <w:lvl w:ilvl="7" w:tplc="04090003" w:tentative="1">
+      <w:start w:val="1"/>
+      <w:numFmt w:val="bullet"/>
+      <w:lvlText w:val="o"/>
+      <w:lvlJc w:val="left"/>
+      <w:pPr>
+        <w:ind w:left="6120" w:hanging="360"/>
+      </w:pPr>
+      <w:rPr>
+        <w:rFonts w:ascii="Courier New" w:hAnsi="Courier New" w:cs="Courier New" w:hint="default"/>
+      </w:rPr>
+    </w:lvl>
+    <w:lvl w:ilvl="8" w:tplc="04090005" w:tentative="1">
+      <w:start w:val="1"/>
+      <w:numFmt w:val="bullet"/>
+      <w:lvlText w:val=""/>
+      <w:lvlJc w:val="left"/>
+      <w:pPr>
+        <w:ind w:left="6840" w:hanging="360"/>
+      </w:pPr>
+      <w:rPr>
+        <w:rFonts w:ascii="Wingdings" w:hAnsi="Wingdings" w:hint="default"/>
+      </w:rPr>
+    </w:lvl>
+  </w:abstractNum>
+  <w:abstractNum w:abstractNumId="1" w15:restartNumberingAfterBreak="0">
+    <w:nsid w:val="6EFB5EF6"/>
+    <w:multiLevelType w:val="hybridMultilevel"/>
+    <w:tmpl w:val="84205AE0"/>
+    <w:lvl w:ilvl="0" w:tplc="D02CC3D2">
+      <w:start w:val="1"/>
+      <w:numFmt w:val="decimal"/>
+      <w:lvlText w:val="%1."/>
+      <w:lvlJc w:val="left"/>
+      <w:pPr>
+        <w:ind w:left="720" w:hanging="360"/>
+      </w:pPr>
+    </w:lvl>
+    <w:lvl w:ilvl="1" w:tplc="E1C4C548">
+      <w:start w:val="1"/>
+      <w:numFmt w:val="lowerLetter"/>
+      <w:lvlText w:val="%2."/>
+      <w:lvlJc w:val="left"/>
+      <w:pPr>
+        <w:ind w:left="1440" w:hanging="360"/>
+      </w:pPr>
+    </w:lvl>
+    <w:lvl w:ilvl="2" w:tplc="D30E58C8">
+      <w:start w:val="1"/>
+      <w:numFmt w:val="lowerRoman"/>
+      <w:lvlText w:val="%3."/>
+      <w:lvlJc w:val="left"/>
+      <w:pPr>
+        <w:ind w:left="2160" w:hanging="360"/>
+      </w:pPr>
+    </w:lvl>
+    <w:lvl w:ilvl="3" w:tplc="51E650DA">
+      <w:start w:val="1"/>
+      <w:numFmt w:val="decimal"/>
+      <w:lvlText w:val="%4."/>
+      <w:lvlJc w:val="left"/>
+      <w:pPr>
+        <w:ind w:left="2880" w:hanging="360"/>
+      </w:pPr>
+    </w:lvl>
+    <w:lvl w:ilvl="4" w:tplc="26CE33D8">
+      <w:start w:val="1"/>
+      <w:numFmt w:val="lowerLetter"/>
+      <w:lvlText w:val="%5."/>
+      <w:lvlJc w:val="left"/>
+      <w:pPr>
+        <w:ind w:left="3600" w:hanging="360"/>
+      </w:pPr>
+    </w:lvl>
+    <w:lvl w:ilvl="5" w:tplc="3E280B5C">
+      <w:start w:val="1"/>
+      <w:numFmt w:val="lowerRoman"/>
+      <w:lvlText w:val="%6."/>
+      <w:lvlJc w:val="left"/>
+      <w:pPr>
+        <w:ind w:left="4320" w:hanging="360"/>
+      </w:pPr>
+    </w:lvl>
+    <w:lvl w:ilvl="6" w:tplc="29EA434A">
+      <w:start w:val="1"/>
+      <w:numFmt w:val="decimal"/>
+      <w:lvlText w:val="%7."/>
+      <w:lvlJc w:val="left"/>
+      <w:pPr>
+        <w:ind w:left="5040" w:hanging="360"/>
+      </w:pPr>
+    </w:lvl>
+    <w:lvl w:ilvl="7" w:tplc="C3B20634">
+      <w:start w:val="1"/>
+      <w:numFmt w:val="lowerLetter"/>
+      <w:lvlText w:val="%8."/>
+      <w:lvlJc w:val="left"/>
+      <w:pPr>
+        <w:ind w:left="5760" w:hanging="360"/>
+      </w:pPr>
+    </w:lvl>
+    <w:lvl w:ilvl="8" w:tplc="482E7EE2">
+      <w:start w:val="1"/>
+      <w:numFmt w:val="lowerRoman"/>
+      <w:lvlText w:val="%9."/>
+      <w:lvlJc w:val="left"/>
+      <w:pPr>
+        <w:ind w:left="6480" w:hanging="360"/>
+      </w:pPr>
+    </w:lvl>
+  </w:abstractNum>
+  <w:abstractNum w:abstractNumId="2" w15:restartNumberingAfterBreak="0">
+    <w:nsid w:val="7B886A2B"/>
+    <w:multiLevelType w:val="hybridMultilevel"/>
+    <w:tmpl w:val="A76A2D5A"/>
+    <w:lvl w:ilvl="0" w:tplc="1C962A58">
       <w:start w:val="1"/>
       <w:numFmt w:val="bullet"/>
       <w:lvlText w:val="•"/>
@@ -1160,7 +1610,7 @@
         <w:ind w:left="720" w:hanging="360"/>
       </w:pPr>
     </w:lvl>
-    <w:lvl w:ilvl="1">
+    <w:lvl w:ilvl="1" w:tplc="F0EE964E">
       <w:start w:val="1"/>
       <w:numFmt w:val="bullet"/>
       <w:lvlText w:val="o"/>
@@ -1169,7 +1619,7 @@
         <w:ind w:left="1440" w:hanging="360"/>
       </w:pPr>
     </w:lvl>
-    <w:lvl w:ilvl="2">
+    <w:lvl w:ilvl="2" w:tplc="AEFEDC10">
       <w:start w:val="1"/>
       <w:numFmt w:val="bullet"/>
       <w:lvlText w:val="▪"/>
@@ -1178,7 +1628,7 @@
         <w:ind w:left="2160" w:hanging="360"/>
       </w:pPr>
     </w:lvl>
-    <w:lvl w:ilvl="3">
+    <w:lvl w:ilvl="3" w:tplc="110095FE">
       <w:start w:val="1"/>
       <w:numFmt w:val="bullet"/>
       <w:lvlText w:val="•"/>
@@ -1187,7 +1637,7 @@
         <w:ind w:left="2880" w:hanging="360"/>
       </w:pPr>
     </w:lvl>
-    <w:lvl w:ilvl="4">
+    <w:lvl w:ilvl="4" w:tplc="9B6C058A">
       <w:start w:val="1"/>
       <w:numFmt w:val="bullet"/>
       <w:lvlText w:val="o"/>
@@ -1196,7 +1646,7 @@
         <w:ind w:left="3600" w:hanging="360"/>
       </w:pPr>
     </w:lvl>
-    <w:lvl w:ilvl="5">
+    <w:lvl w:ilvl="5" w:tplc="E1C00E7A">
       <w:start w:val="1"/>
       <w:numFmt w:val="bullet"/>
       <w:lvlText w:val="▪"/>
@@ -1205,7 +1655,7 @@
         <w:ind w:left="4320" w:hanging="360"/>
       </w:pPr>
     </w:lvl>
-    <w:lvl w:ilvl="6">
+    <w:lvl w:ilvl="6" w:tplc="9B5A45EE">
       <w:start w:val="1"/>
       <w:numFmt w:val="bullet"/>
       <w:lvlText w:val="•"/>
@@ -1214,7 +1664,7 @@
         <w:ind w:left="5040" w:hanging="360"/>
       </w:pPr>
     </w:lvl>
-    <w:lvl w:ilvl="7">
+    <w:lvl w:ilvl="7" w:tplc="214EF746">
       <w:start w:val="1"/>
       <w:numFmt w:val="bullet"/>
       <w:lvlText w:val="o"/>
@@ -1223,7 +1673,7 @@
         <w:ind w:left="5760" w:hanging="360"/>
       </w:pPr>
     </w:lvl>
-    <w:lvl w:ilvl="8">
+    <w:lvl w:ilvl="8" w:tplc="FD26689A">
       <w:start w:val="1"/>
       <w:numFmt w:val="bullet"/>
       <w:lvlText w:val="▪"/>
@@ -1233,9 +1683,11 @@
       </w:pPr>
     </w:lvl>
   </w:abstractNum>
-  <w:abstractNum w:abstractNumId="1">
+  <w:abstractNum w:abstractNumId="3" w15:restartNumberingAfterBreak="0">
+    <w:nsid w:val="7BBB778B"/>
     <w:multiLevelType w:val="hybridMultilevel"/>
-    <w:lvl w:ilvl="0">
+    <w:tmpl w:val="D83C3664"/>
+    <w:lvl w:ilvl="0" w:tplc="0C0EDF34">
       <w:start w:val="1"/>
       <w:numFmt w:val="decimal"/>
       <w:lvlText w:val="%1."/>
@@ -1243,8 +1695,14 @@
       <w:pPr>
         <w:ind w:left="720" w:hanging="360"/>
       </w:pPr>
-    </w:lvl>
-    <w:lvl w:ilvl="1">
+      <w:rPr>
+        <w:rFonts w:hint="default"/>
+        <w:b/>
+        <w:sz w:val="26"/>
+        <w:szCs w:val="26"/>
+      </w:rPr>
+    </w:lvl>
+    <w:lvl w:ilvl="1" w:tplc="04090019" w:tentative="1">
       <w:start w:val="1"/>
       <w:numFmt w:val="lowerLetter"/>
       <w:lvlText w:val="%2."/>
@@ -1253,16 +1711,16 @@
         <w:ind w:left="1440" w:hanging="360"/>
       </w:pPr>
     </w:lvl>
-    <w:lvl w:ilvl="2">
+    <w:lvl w:ilvl="2" w:tplc="0409001B" w:tentative="1">
       <w:start w:val="1"/>
       <w:numFmt w:val="lowerRoman"/>
       <w:lvlText w:val="%3."/>
-      <w:lvlJc w:val="left"/>
-      <w:pPr>
-        <w:ind w:left="2160" w:hanging="360"/>
-      </w:pPr>
-    </w:lvl>
-    <w:lvl w:ilvl="3">
+      <w:lvlJc w:val="right"/>
+      <w:pPr>
+        <w:ind w:left="2160" w:hanging="180"/>
+      </w:pPr>
+    </w:lvl>
+    <w:lvl w:ilvl="3" w:tplc="0409000F" w:tentative="1">
       <w:start w:val="1"/>
       <w:numFmt w:val="decimal"/>
       <w:lvlText w:val="%4."/>
@@ -1271,7 +1729,7 @@
         <w:ind w:left="2880" w:hanging="360"/>
       </w:pPr>
     </w:lvl>
-    <w:lvl w:ilvl="4">
+    <w:lvl w:ilvl="4" w:tplc="04090019" w:tentative="1">
       <w:start w:val="1"/>
       <w:numFmt w:val="lowerLetter"/>
       <w:lvlText w:val="%5."/>
@@ -1280,16 +1738,16 @@
         <w:ind w:left="3600" w:hanging="360"/>
       </w:pPr>
     </w:lvl>
-    <w:lvl w:ilvl="5">
+    <w:lvl w:ilvl="5" w:tplc="0409001B" w:tentative="1">
       <w:start w:val="1"/>
       <w:numFmt w:val="lowerRoman"/>
       <w:lvlText w:val="%6."/>
-      <w:lvlJc w:val="left"/>
-      <w:pPr>
-        <w:ind w:left="4320" w:hanging="360"/>
-      </w:pPr>
-    </w:lvl>
-    <w:lvl w:ilvl="6">
+      <w:lvlJc w:val="right"/>
+      <w:pPr>
+        <w:ind w:left="4320" w:hanging="180"/>
+      </w:pPr>
+    </w:lvl>
+    <w:lvl w:ilvl="6" w:tplc="0409000F" w:tentative="1">
       <w:start w:val="1"/>
       <w:numFmt w:val="decimal"/>
       <w:lvlText w:val="%7."/>
@@ -1298,7 +1756,7 @@
         <w:ind w:left="5040" w:hanging="360"/>
       </w:pPr>
     </w:lvl>
-    <w:lvl w:ilvl="7">
+    <w:lvl w:ilvl="7" w:tplc="04090019" w:tentative="1">
       <w:start w:val="1"/>
       <w:numFmt w:val="lowerLetter"/>
       <w:lvlText w:val="%8."/>
@@ -1307,34 +1765,40 @@
         <w:ind w:left="5760" w:hanging="360"/>
       </w:pPr>
     </w:lvl>
-    <w:lvl w:ilvl="8">
+    <w:lvl w:ilvl="8" w:tplc="0409001B" w:tentative="1">
       <w:start w:val="1"/>
       <w:numFmt w:val="lowerRoman"/>
       <w:lvlText w:val="%9."/>
-      <w:lvlJc w:val="left"/>
-      <w:pPr>
-        <w:ind w:left="6480" w:hanging="360"/>
+      <w:lvlJc w:val="right"/>
+      <w:pPr>
+        <w:ind w:left="6480" w:hanging="180"/>
       </w:pPr>
     </w:lvl>
   </w:abstractNum>
-  <w:num w:numId="1">
-    <w:abstractNumId w:val="0"/>
+  <w:num w:numId="1" w16cid:durableId="2121870241">
+    <w:abstractNumId w:val="2"/>
   </w:num>
-  <w:num w:numId="2">
+  <w:num w:numId="2" w16cid:durableId="193084508">
+    <w:abstractNumId w:val="2"/>
+  </w:num>
+  <w:num w:numId="3" w16cid:durableId="1154486866">
+    <w:abstractNumId w:val="3"/>
+  </w:num>
+  <w:num w:numId="4" w16cid:durableId="462042159">
     <w:abstractNumId w:val="0"/>
   </w:num>
 </w:numbering>
 </file>
 
 <file path=word/styles.xml><?xml version="1.0" encoding="utf-8"?>
-<w:styles xmlns:w="http://schemas.openxmlformats.org/wordprocessingml/2006/main">
+<w:styles xmlns:mc="http://schemas.openxmlformats.org/markup-compatibility/2006" xmlns:r="http://schemas.openxmlformats.org/officeDocument/2006/relationships" xmlns:w="http://schemas.openxmlformats.org/wordprocessingml/2006/main" xmlns:w14="http://schemas.microsoft.com/office/word/2010/wordml" xmlns:w15="http://schemas.microsoft.com/office/word/2012/wordml" xmlns:w16cex="http://schemas.microsoft.com/office/word/2018/wordml/cex" xmlns:w16cid="http://schemas.microsoft.com/office/word/2016/wordml/cid" xmlns:w16="http://schemas.microsoft.com/office/word/2018/wordml" xmlns:w16du="http://schemas.microsoft.com/office/word/2023/wordml/word16du" xmlns:w16sdtdh="http://schemas.microsoft.com/office/word/2020/wordml/sdtdatahash" xmlns:w16sdtfl="http://schemas.microsoft.com/office/word/2024/wordml/sdtformatlock" xmlns:w16se="http://schemas.microsoft.com/office/word/2015/wordml/symex" mc:Ignorable="w14 w15 w16se w16cid w16 w16cex w16sdtdh w16sdtfl w16du">
   <w:docDefaults>
     <w:rPrDefault>
       <w:rPr>
-        <w:rFonts w:ascii="Calibri" w:hAnsi="Calibri" w:eastAsia="Calibri" w:cs="Calibri"/>
+        <w:rFonts w:ascii="Calibri" w:eastAsia="Calibri" w:hAnsi="Calibri" w:cs="Calibri"/>
         <w:sz w:val="22"/>
         <w:szCs w:val="22"/>
-        <w:lang w:val="en-US"/>
+        <w:lang w:val="en-US" w:eastAsia="en-US" w:bidi="ar-SA"/>
       </w:rPr>
     </w:rPrDefault>
     <w:pPrDefault>
@@ -1343,6 +1807,384 @@
       </w:pPr>
     </w:pPrDefault>
   </w:docDefaults>
+  <w:latentStyles w:defLockedState="0" w:defUIPriority="99" w:defSemiHidden="0" w:defUnhideWhenUsed="0" w:defQFormat="0" w:count="376">
+    <w:lsdException w:name="Normal" w:uiPriority="0" w:qFormat="1"/>
+    <w:lsdException w:name="heading 1" w:uiPriority="9" w:qFormat="1"/>
+    <w:lsdException w:name="heading 2" w:semiHidden="1" w:uiPriority="9" w:unhideWhenUsed="1" w:qFormat="1"/>
+    <w:lsdException w:name="heading 3" w:semiHidden="1" w:uiPriority="9" w:unhideWhenUsed="1" w:qFormat="1"/>
+    <w:lsdException w:name="heading 4" w:semiHidden="1" w:uiPriority="9" w:unhideWhenUsed="1" w:qFormat="1"/>
+    <w:lsdException w:name="heading 5" w:semiHidden="1" w:uiPriority="9" w:unhideWhenUsed="1" w:qFormat="1"/>
+    <w:lsdException w:name="heading 6" w:semiHidden="1" w:uiPriority="9" w:unhideWhenUsed="1" w:qFormat="1"/>
+    <w:lsdException w:name="heading 7" w:semiHidden="1" w:uiPriority="9" w:unhideWhenUsed="1" w:qFormat="1"/>
+    <w:lsdException w:name="heading 8" w:semiHidden="1" w:uiPriority="9" w:unhideWhenUsed="1" w:qFormat="1"/>
+    <w:lsdException w:name="heading 9" w:semiHidden="1" w:uiPriority="9" w:unhideWhenUsed="1" w:qFormat="1"/>
+    <w:lsdException w:name="index 1" w:semiHidden="1" w:unhideWhenUsed="1"/>
+    <w:lsdException w:name="index 2" w:semiHidden="1" w:unhideWhenUsed="1"/>
+    <w:lsdException w:name="index 3" w:semiHidden="1" w:unhideWhenUsed="1"/>
+    <w:lsdException w:name="index 4" w:semiHidden="1" w:unhideWhenUsed="1"/>
+    <w:lsdException w:name="index 5" w:semiHidden="1" w:unhideWhenUsed="1"/>
+    <w:lsdException w:name="index 6" w:semiHidden="1" w:unhideWhenUsed="1"/>
+    <w:lsdException w:name="index 7" w:semiHidden="1" w:unhideWhenUsed="1"/>
+    <w:lsdException w:name="index 8" w:semiHidden="1" w:unhideWhenUsed="1"/>
+    <w:lsdException w:name="index 9" w:semiHidden="1" w:unhideWhenUsed="1"/>
+    <w:lsdException w:name="toc 1" w:semiHidden="1" w:uiPriority="39" w:unhideWhenUsed="1"/>
+    <w:lsdException w:name="toc 2" w:semiHidden="1" w:uiPriority="39" w:unhideWhenUsed="1"/>
+    <w:lsdException w:name="toc 3" w:semiHidden="1" w:uiPriority="39" w:unhideWhenUsed="1"/>
+    <w:lsdException w:name="toc 4" w:semiHidden="1" w:uiPriority="39" w:unhideWhenUsed="1"/>
+    <w:lsdException w:name="toc 5" w:semiHidden="1" w:uiPriority="39" w:unhideWhenUsed="1"/>
+    <w:lsdException w:name="toc 6" w:semiHidden="1" w:uiPriority="39" w:unhideWhenUsed="1"/>
+    <w:lsdException w:name="toc 7" w:semiHidden="1" w:uiPriority="39" w:unhideWhenUsed="1"/>
+    <w:lsdException w:name="toc 8" w:semiHidden="1" w:uiPriority="39" w:unhideWhenUsed="1"/>
+    <w:lsdException w:name="toc 9" w:semiHidden="1" w:uiPriority="39" w:unhideWhenUsed="1"/>
+    <w:lsdException w:name="Normal Indent" w:semiHidden="1" w:unhideWhenUsed="1"/>
+    <w:lsdException w:name="footnote text" w:semiHidden="1" w:unhideWhenUsed="1"/>
+    <w:lsdException w:name="annotation text" w:semiHidden="1" w:unhideWhenUsed="1"/>
+    <w:lsdException w:name="header" w:semiHidden="1" w:unhideWhenUsed="1"/>
+    <w:lsdException w:name="footer" w:semiHidden="1" w:unhideWhenUsed="1"/>
+    <w:lsdException w:name="index heading" w:semiHidden="1" w:unhideWhenUsed="1"/>
+    <w:lsdException w:name="caption" w:semiHidden="1" w:uiPriority="35" w:unhideWhenUsed="1" w:qFormat="1"/>
+    <w:lsdException w:name="table of figures" w:semiHidden="1" w:unhideWhenUsed="1"/>
+    <w:lsdException w:name="envelope address" w:semiHidden="1" w:unhideWhenUsed="1"/>
+    <w:lsdException w:name="envelope return" w:semiHidden="1" w:unhideWhenUsed="1"/>
+    <w:lsdException w:name="footnote reference" w:semiHidden="1" w:unhideWhenUsed="1"/>
+    <w:lsdException w:name="annotation reference" w:semiHidden="1" w:unhideWhenUsed="1"/>
+    <w:lsdException w:name="line number" w:semiHidden="1" w:unhideWhenUsed="1"/>
+    <w:lsdException w:name="page number" w:semiHidden="1" w:unhideWhenUsed="1"/>
+    <w:lsdException w:name="endnote reference" w:semiHidden="1" w:unhideWhenUsed="1"/>
+    <w:lsdException w:name="endnote text" w:semiHidden="1" w:unhideWhenUsed="1"/>
+    <w:lsdException w:name="table of authorities" w:semiHidden="1" w:unhideWhenUsed="1"/>
+    <w:lsdException w:name="macro" w:semiHidden="1" w:unhideWhenUsed="1"/>
+    <w:lsdException w:name="toa heading" w:semiHidden="1" w:unhideWhenUsed="1"/>
+    <w:lsdException w:name="List" w:semiHidden="1" w:unhideWhenUsed="1"/>
+    <w:lsdException w:name="List Bullet" w:semiHidden="1" w:unhideWhenUsed="1"/>
+    <w:lsdException w:name="List Number" w:semiHidden="1" w:unhideWhenUsed="1"/>
+    <w:lsdException w:name="List 2" w:semiHidden="1" w:unhideWhenUsed="1"/>
+    <w:lsdException w:name="List 3" w:semiHidden="1" w:unhideWhenUsed="1"/>
+    <w:lsdException w:name="List 4" w:semiHidden="1" w:unhideWhenUsed="1"/>
+    <w:lsdException w:name="List 5" w:semiHidden="1" w:unhideWhenUsed="1"/>
+    <w:lsdException w:name="List Bullet 2" w:semiHidden="1" w:unhideWhenUsed="1"/>
+    <w:lsdException w:name="List Bullet 3" w:semiHidden="1" w:unhideWhenUsed="1"/>
+    <w:lsdException w:name="List Bullet 4" w:semiHidden="1" w:unhideWhenUsed="1"/>
+    <w:lsdException w:name="List Bullet 5" w:semiHidden="1" w:unhideWhenUsed="1"/>
+    <w:lsdException w:name="List Number 2" w:semiHidden="1" w:unhideWhenUsed="1"/>
+    <w:lsdException w:name="List Number 3" w:semiHidden="1" w:unhideWhenUsed="1"/>
+    <w:lsdException w:name="List Number 4" w:semiHidden="1" w:unhideWhenUsed="1"/>
+    <w:lsdException w:name="List Number 5" w:semiHidden="1" w:unhideWhenUsed="1"/>
+    <w:lsdException w:name="Title" w:uiPriority="10" w:qFormat="1"/>
+    <w:lsdException w:name="Closing" w:semiHidden="1" w:unhideWhenUsed="1"/>
+    <w:lsdException w:name="Signature" w:semiHidden="1" w:unhideWhenUsed="1"/>
+    <w:lsdException w:name="Default Paragraph Font" w:semiHidden="1" w:uiPriority="1" w:unhideWhenUsed="1"/>
+    <w:lsdException w:name="Body Text" w:semiHidden="1" w:unhideWhenUsed="1"/>
+    <w:lsdException w:name="Body Text Indent" w:semiHidden="1" w:unhideWhenUsed="1"/>
+    <w:lsdException w:name="List Continue" w:semiHidden="1" w:unhideWhenUsed="1"/>
+    <w:lsdException w:name="List Continue 2" w:semiHidden="1" w:unhideWhenUsed="1"/>
+    <w:lsdException w:name="List Continue 3" w:semiHidden="1" w:unhideWhenUsed="1"/>
+    <w:lsdException w:name="List Continue 4" w:semiHidden="1" w:unhideWhenUsed="1"/>
+    <w:lsdException w:name="List Continue 5" w:semiHidden="1" w:unhideWhenUsed="1"/>
+    <w:lsdException w:name="Message Header" w:semiHidden="1" w:unhideWhenUsed="1"/>
+    <w:lsdException w:name="Subtitle" w:uiPriority="11" w:qFormat="1"/>
+    <w:lsdException w:name="Salutation" w:semiHidden="1" w:unhideWhenUsed="1"/>
+    <w:lsdException w:name="Date" w:semiHidden="1" w:unhideWhenUsed="1"/>
+    <w:lsdException w:name="Body Text First Indent" w:semiHidden="1" w:unhideWhenUsed="1"/>
+    <w:lsdException w:name="Body Text First Indent 2" w:semiHidden="1" w:unhideWhenUsed="1"/>
+    <w:lsdException w:name="Note Heading" w:semiHidden="1" w:unhideWhenUsed="1"/>
+    <w:lsdException w:name="Body Text 2" w:semiHidden="1" w:unhideWhenUsed="1"/>
+    <w:lsdException w:name="Body Text 3" w:semiHidden="1" w:unhideWhenUsed="1"/>
+    <w:lsdException w:name="Body Text Indent 2" w:semiHidden="1" w:unhideWhenUsed="1"/>
+    <w:lsdException w:name="Body Text Indent 3" w:semiHidden="1" w:unhideWhenUsed="1"/>
+    <w:lsdException w:name="Block Text" w:semiHidden="1" w:unhideWhenUsed="1"/>
+    <w:lsdException w:name="Hyperlink" w:semiHidden="1" w:unhideWhenUsed="1"/>
+    <w:lsdException w:name="FollowedHyperlink" w:semiHidden="1" w:unhideWhenUsed="1"/>
+    <w:lsdException w:name="Strong" w:uiPriority="22" w:qFormat="1"/>
+    <w:lsdException w:name="Emphasis" w:uiPriority="20" w:qFormat="1"/>
+    <w:lsdException w:name="Document Map" w:semiHidden="1" w:unhideWhenUsed="1"/>
+    <w:lsdException w:name="Plain Text" w:semiHidden="1" w:unhideWhenUsed="1"/>
+    <w:lsdException w:name="E-mail Signature" w:semiHidden="1" w:unhideWhenUsed="1"/>
+    <w:lsdException w:name="HTML Top of Form" w:semiHidden="1" w:unhideWhenUsed="1"/>
+    <w:lsdException w:name="HTML Bottom of Form" w:semiHidden="1" w:unhideWhenUsed="1"/>
+    <w:lsdException w:name="Normal (Web)" w:semiHidden="1" w:unhideWhenUsed="1"/>
+    <w:lsdException w:name="HTML Acronym" w:semiHidden="1" w:unhideWhenUsed="1"/>
+    <w:lsdException w:name="HTML Address" w:semiHidden="1" w:unhideWhenUsed="1"/>
+    <w:lsdException w:name="HTML Cite" w:semiHidden="1" w:unhideWhenUsed="1"/>
+    <w:lsdException w:name="HTML Code" w:semiHidden="1" w:unhideWhenUsed="1"/>
+    <w:lsdException w:name="HTML Definition" w:semiHidden="1" w:unhideWhenUsed="1"/>
+    <w:lsdException w:name="HTML Keyboard" w:semiHidden="1" w:unhideWhenUsed="1"/>
+    <w:lsdException w:name="HTML Preformatted" w:semiHidden="1" w:unhideWhenUsed="1"/>
+    <w:lsdException w:name="HTML Sample" w:semiHidden="1" w:unhideWhenUsed="1"/>
+    <w:lsdException w:name="HTML Typewriter" w:semiHidden="1" w:unhideWhenUsed="1"/>
+    <w:lsdException w:name="HTML Variable" w:semiHidden="1" w:unhideWhenUsed="1"/>
+    <w:lsdException w:name="Normal Table" w:semiHidden="1" w:unhideWhenUsed="1"/>
+    <w:lsdException w:name="annotation subject" w:semiHidden="1" w:unhideWhenUsed="1"/>
+    <w:lsdException w:name="No List" w:semiHidden="1" w:unhideWhenUsed="1"/>
+    <w:lsdException w:name="Outline List 1" w:semiHidden="1" w:unhideWhenUsed="1"/>
+    <w:lsdException w:name="Outline List 2" w:semiHidden="1" w:unhideWhenUsed="1"/>
+    <w:lsdException w:name="Outline List 3" w:semiHidden="1" w:unhideWhenUsed="1"/>
+    <w:lsdException w:name="Table Simple 1" w:semiHidden="1" w:unhideWhenUsed="1"/>
+    <w:lsdException w:name="Table Simple 2" w:semiHidden="1" w:unhideWhenUsed="1"/>
+    <w:lsdException w:name="Table Simple 3" w:semiHidden="1" w:unhideWhenUsed="1"/>
+    <w:lsdException w:name="Table Classic 1" w:semiHidden="1" w:unhideWhenUsed="1"/>
+    <w:lsdException w:name="Table Classic 2" w:semiHidden="1" w:unhideWhenUsed="1"/>
+    <w:lsdException w:name="Table Classic 3" w:semiHidden="1" w:unhideWhenUsed="1"/>
+    <w:lsdException w:name="Table Classic 4" w:semiHidden="1" w:unhideWhenUsed="1"/>
+    <w:lsdException w:name="Table Colorful 1" w:semiHidden="1" w:unhideWhenUsed="1"/>
+    <w:lsdException w:name="Table Colorful 2" w:semiHidden="1" w:unhideWhenUsed="1"/>
+    <w:lsdException w:name="Table Colorful 3" w:semiHidden="1" w:unhideWhenUsed="1"/>
+    <w:lsdException w:name="Table Columns 1" w:semiHidden="1" w:unhideWhenUsed="1"/>
+    <w:lsdException w:name="Table Columns 2" w:semiHidden="1" w:unhideWhenUsed="1"/>
+    <w:lsdException w:name="Table Columns 3" w:semiHidden="1" w:unhideWhenUsed="1"/>
+    <w:lsdException w:name="Table Columns 4" w:semiHidden="1" w:unhideWhenUsed="1"/>
+    <w:lsdException w:name="Table Columns 5" w:semiHidden="1" w:unhideWhenUsed="1"/>
+    <w:lsdException w:name="Table Grid 1" w:semiHidden="1" w:unhideWhenUsed="1"/>
+    <w:lsdException w:name="Table Grid 2" w:semiHidden="1" w:unhideWhenUsed="1"/>
+    <w:lsdException w:name="Table Grid 3" w:semiHidden="1" w:unhideWhenUsed="1"/>
+    <w:lsdException w:name="Table Grid 4" w:semiHidden="1" w:unhideWhenUsed="1"/>
+    <w:lsdException w:name="Table Grid 5" w:semiHidden="1" w:unhideWhenUsed="1"/>
+    <w:lsdException w:name="Table Grid 6" w:semiHidden="1" w:unhideWhenUsed="1"/>
+    <w:lsdException w:name="Table Grid 7" w:semiHidden="1" w:unhideWhenUsed="1"/>
+    <w:lsdException w:name="Table Grid 8" w:semiHidden="1" w:unhideWhenUsed="1"/>
+    <w:lsdException w:name="Table List 1" w:semiHidden="1" w:unhideWhenUsed="1"/>
+    <w:lsdException w:name="Table List 2" w:semiHidden="1" w:unhideWhenUsed="1"/>
+    <w:lsdException w:name="Table List 3" w:semiHidden="1" w:unhideWhenUsed="1"/>
+    <w:lsdException w:name="Table List 4" w:semiHidden="1" w:unhideWhenUsed="1"/>
+    <w:lsdException w:name="Table List 5" w:semiHidden="1" w:unhideWhenUsed="1"/>
+    <w:lsdException w:name="Table List 6" w:semiHidden="1" w:unhideWhenUsed="1"/>
+    <w:lsdException w:name="Table List 7" w:semiHidden="1" w:unhideWhenUsed="1"/>
+    <w:lsdException w:name="Table List 8" w:semiHidden="1" w:unhideWhenUsed="1"/>
+    <w:lsdException w:name="Table 3D effects 1" w:semiHidden="1" w:unhideWhenUsed="1"/>
+    <w:lsdException w:name="Table 3D effects 2" w:semiHidden="1" w:unhideWhenUsed="1"/>
+    <w:lsdException w:name="Table 3D effects 3" w:semiHidden="1" w:unhideWhenUsed="1"/>
+    <w:lsdException w:name="Table Contemporary" w:semiHidden="1" w:unhideWhenUsed="1"/>
+    <w:lsdException w:name="Table Elegant" w:semiHidden="1" w:unhideWhenUsed="1"/>
+    <w:lsdException w:name="Table Professional" w:semiHidden="1" w:unhideWhenUsed="1"/>
+    <w:lsdException w:name="Table Subtle 1" w:semiHidden="1" w:unhideWhenUsed="1"/>
+    <w:lsdException w:name="Table Subtle 2" w:semiHidden="1" w:unhideWhenUsed="1"/>
+    <w:lsdException w:name="Table Web 1" w:semiHidden="1" w:unhideWhenUsed="1"/>
+    <w:lsdException w:name="Table Web 2" w:semiHidden="1" w:unhideWhenUsed="1"/>
+    <w:lsdException w:name="Table Web 3" w:semiHidden="1" w:unhideWhenUsed="1"/>
+    <w:lsdException w:name="Balloon Text" w:semiHidden="1" w:unhideWhenUsed="1"/>
+    <w:lsdException w:name="Table Grid" w:uiPriority="39"/>
+    <w:lsdException w:name="Table Theme" w:semiHidden="1" w:unhideWhenUsed="1"/>
+    <w:lsdException w:name="Placeholder Text" w:semiHidden="1"/>
+    <w:lsdException w:name="No Spacing" w:uiPriority="1" w:qFormat="1"/>
+    <w:lsdException w:name="Light Shading" w:uiPriority="60"/>
+    <w:lsdException w:name="Light List" w:uiPriority="61"/>
+    <w:lsdException w:name="Light Grid" w:uiPriority="62"/>
+    <w:lsdException w:name="Medium Shading 1" w:uiPriority="63"/>
+    <w:lsdException w:name="Medium Shading 2" w:uiPriority="64"/>
+    <w:lsdException w:name="Medium List 1" w:uiPriority="65"/>
+    <w:lsdException w:name="Medium List 2" w:uiPriority="66"/>
+    <w:lsdException w:name="Medium Grid 1" w:uiPriority="67"/>
+    <w:lsdException w:name="Medium Grid 2" w:uiPriority="68"/>
+    <w:lsdException w:name="Medium Grid 3" w:uiPriority="69"/>
+    <w:lsdException w:name="Dark List" w:uiPriority="70"/>
+    <w:lsdException w:name="Colorful Shading" w:uiPriority="71"/>
+    <w:lsdException w:name="Colorful List" w:uiPriority="72"/>
+    <w:lsdException w:name="Colorful Grid" w:uiPriority="73"/>
+    <w:lsdException w:name="Light Shading Accent 1" w:uiPriority="60"/>
+    <w:lsdException w:name="Light List Accent 1" w:uiPriority="61"/>
+    <w:lsdException w:name="Light Grid Accent 1" w:uiPriority="62"/>
+    <w:lsdException w:name="Medium Shading 1 Accent 1" w:uiPriority="63"/>
+    <w:lsdException w:name="Medium Shading 2 Accent 1" w:uiPriority="64"/>
+    <w:lsdException w:name="Medium List 1 Accent 1" w:uiPriority="65"/>
+    <w:lsdException w:name="Revision" w:semiHidden="1"/>
+    <w:lsdException w:name="List Paragraph" w:uiPriority="34" w:qFormat="1"/>
+    <w:lsdException w:name="Quote" w:uiPriority="29" w:qFormat="1"/>
+    <w:lsdException w:name="Intense Quote" w:uiPriority="30" w:qFormat="1"/>
+    <w:lsdException w:name="Medium List 2 Accent 1" w:uiPriority="66"/>
+    <w:lsdException w:name="Medium Grid 1 Accent 1" w:uiPriority="67"/>
+    <w:lsdException w:name="Medium Grid 2 Accent 1" w:uiPriority="68"/>
+    <w:lsdException w:name="Medium Grid 3 Accent 1" w:uiPriority="69"/>
+    <w:lsdException w:name="Dark List Accent 1" w:uiPriority="70"/>
+    <w:lsdException w:name="Colorful Shading Accent 1" w:uiPriority="71"/>
+    <w:lsdException w:name="Colorful List Accent 1" w:uiPriority="72"/>
+    <w:lsdException w:name="Colorful Grid Accent 1" w:uiPriority="73"/>
+    <w:lsdException w:name="Light Shading Accent 2" w:uiPriority="60"/>
+    <w:lsdException w:name="Light List Accent 2" w:uiPriority="61"/>
+    <w:lsdException w:name="Light Grid Accent 2" w:uiPriority="62"/>
+    <w:lsdException w:name="Medium Shading 1 Accent 2" w:uiPriority="63"/>
+    <w:lsdException w:name="Medium Shading 2 Accent 2" w:uiPriority="64"/>
+    <w:lsdException w:name="Medium List 1 Accent 2" w:uiPriority="65"/>
+    <w:lsdException w:name="Medium List 2 Accent 2" w:uiPriority="66"/>
+    <w:lsdException w:name="Medium Grid 1 Accent 2" w:uiPriority="67"/>
+    <w:lsdException w:name="Medium Grid 2 Accent 2" w:uiPriority="68"/>
+    <w:lsdException w:name="Medium Grid 3 Accent 2" w:uiPriority="69"/>
+    <w:lsdException w:name="Dark List Accent 2" w:uiPriority="70"/>
+    <w:lsdException w:name="Colorful Shading Accent 2" w:uiPriority="71"/>
+    <w:lsdException w:name="Colorful List Accent 2" w:uiPriority="72"/>
+    <w:lsdException w:name="Colorful Grid Accent 2" w:uiPriority="73"/>
+    <w:lsdException w:name="Light Shading Accent 3" w:uiPriority="60"/>
+    <w:lsdException w:name="Light List Accent 3" w:uiPriority="61"/>
+    <w:lsdException w:name="Light Grid Accent 3" w:uiPriority="62"/>
+    <w:lsdException w:name="Medium Shading 1 Accent 3" w:uiPriority="63"/>
+    <w:lsdException w:name="Medium Shading 2 Accent 3" w:uiPriority="64"/>
+    <w:lsdException w:name="Medium List 1 Accent 3" w:uiPriority="65"/>
+    <w:lsdException w:name="Medium List 2 Accent 3" w:uiPriority="66"/>
+    <w:lsdException w:name="Medium Grid 1 Accent 3" w:uiPriority="67"/>
+    <w:lsdException w:name="Medium Grid 2 Accent 3" w:uiPriority="68"/>
+    <w:lsdException w:name="Medium Grid 3 Accent 3" w:uiPriority="69"/>
+    <w:lsdException w:name="Dark List Accent 3" w:uiPriority="70"/>
+    <w:lsdException w:name="Colorful Shading Accent 3" w:uiPriority="71"/>
+    <w:lsdException w:name="Colorful List Accent 3" w:uiPriority="72"/>
+    <w:lsdException w:name="Colorful Grid Accent 3" w:uiPriority="73"/>
+    <w:lsdException w:name="Light Shading Accent 4" w:uiPriority="60"/>
+    <w:lsdException w:name="Light List Accent 4" w:uiPriority="61"/>
+    <w:lsdException w:name="Light Grid Accent 4" w:uiPriority="62"/>
+    <w:lsdException w:name="Medium Shading 1 Accent 4" w:uiPriority="63"/>
+    <w:lsdException w:name="Medium Shading 2 Accent 4" w:uiPriority="64"/>
+    <w:lsdException w:name="Medium List 1 Accent 4" w:uiPriority="65"/>
+    <w:lsdException w:name="Medium List 2 Accent 4" w:uiPriority="66"/>
+    <w:lsdException w:name="Medium Grid 1 Accent 4" w:uiPriority="67"/>
+    <w:lsdException w:name="Medium Grid 2 Accent 4" w:uiPriority="68"/>
+    <w:lsdException w:name="Medium Grid 3 Accent 4" w:uiPriority="69"/>
+    <w:lsdException w:name="Dark List Accent 4" w:uiPriority="70"/>
+    <w:lsdException w:name="Colorful Shading Accent 4" w:uiPriority="71"/>
+    <w:lsdException w:name="Colorful List Accent 4" w:uiPriority="72"/>
+    <w:lsdException w:name="Colorful Grid Accent 4" w:uiPriority="73"/>
+    <w:lsdException w:name="Light Shading Accent 5" w:uiPriority="60"/>
+    <w:lsdException w:name="Light List Accent 5" w:uiPriority="61"/>
+    <w:lsdException w:name="Light Grid Accent 5" w:uiPriority="62"/>
+    <w:lsdException w:name="Medium Shading 1 Accent 5" w:uiPriority="63"/>
+    <w:lsdException w:name="Medium Shading 2 Accent 5" w:uiPriority="64"/>
+    <w:lsdException w:name="Medium List 1 Accent 5" w:uiPriority="65"/>
+    <w:lsdException w:name="Medium List 2 Accent 5" w:uiPriority="66"/>
+    <w:lsdException w:name="Medium Grid 1 Accent 5" w:uiPriority="67"/>
+    <w:lsdException w:name="Medium Grid 2 Accent 5" w:uiPriority="68"/>
+    <w:lsdException w:name="Medium Grid 3 Accent 5" w:uiPriority="69"/>
+    <w:lsdException w:name="Dark List Accent 5" w:uiPriority="70"/>
+    <w:lsdException w:name="Colorful Shading Accent 5" w:uiPriority="71"/>
+    <w:lsdException w:name="Colorful List Accent 5" w:uiPriority="72"/>
+    <w:lsdException w:name="Colorful Grid Accent 5" w:uiPriority="73"/>
+    <w:lsdException w:name="Light Shading Accent 6" w:uiPriority="60"/>
+    <w:lsdException w:name="Light List Accent 6" w:uiPriority="61"/>
+    <w:lsdException w:name="Light Grid Accent 6" w:uiPriority="62"/>
+    <w:lsdException w:name="Medium Shading 1 Accent 6" w:uiPriority="63"/>
+    <w:lsdException w:name="Medium Shading 2 Accent 6" w:uiPriority="64"/>
+    <w:lsdException w:name="Medium List 1 Accent 6" w:uiPriority="65"/>
+    <w:lsdException w:name="Medium List 2 Accent 6" w:uiPriority="66"/>
+    <w:lsdException w:name="Medium Grid 1 Accent 6" w:uiPriority="67"/>
+    <w:lsdException w:name="Medium Grid 2 Accent 6" w:uiPriority="68"/>
+    <w:lsdException w:name="Medium Grid 3 Accent 6" w:uiPriority="69"/>
+    <w:lsdException w:name="Dark List Accent 6" w:uiPriority="70"/>
+    <w:lsdException w:name="Colorful Shading Accent 6" w:uiPriority="71"/>
+    <w:lsdException w:name="Colorful List Accent 6" w:uiPriority="72"/>
+    <w:lsdException w:name="Colorful Grid Accent 6" w:uiPriority="73"/>
+    <w:lsdException w:name="Subtle Emphasis" w:uiPriority="19" w:qFormat="1"/>
+    <w:lsdException w:name="Intense Emphasis" w:uiPriority="21" w:qFormat="1"/>
+    <w:lsdException w:name="Subtle Reference" w:uiPriority="31" w:qFormat="1"/>
+    <w:lsdException w:name="Intense Reference" w:uiPriority="32" w:qFormat="1"/>
+    <w:lsdException w:name="Book Title" w:uiPriority="33" w:qFormat="1"/>
+    <w:lsdException w:name="Bibliography" w:semiHidden="1" w:uiPriority="37" w:unhideWhenUsed="1"/>
+    <w:lsdException w:name="TOC Heading" w:semiHidden="1" w:uiPriority="39" w:unhideWhenUsed="1" w:qFormat="1"/>
+    <w:lsdException w:name="Plain Table 1" w:uiPriority="41"/>
+    <w:lsdException w:name="Plain Table 2" w:uiPriority="42"/>
+    <w:lsdException w:name="Plain Table 3" w:uiPriority="43"/>
+    <w:lsdException w:name="Plain Table 4" w:uiPriority="44"/>
+    <w:lsdException w:name="Plain Table 5" w:uiPriority="45"/>
+    <w:lsdException w:name="Grid Table Light" w:uiPriority="40"/>
+    <w:lsdException w:name="Grid Table 1 Light" w:uiPriority="46"/>
+    <w:lsdException w:name="Grid Table 2" w:uiPriority="47"/>
+    <w:lsdException w:name="Grid Table 3" w:uiPriority="48"/>
+    <w:lsdException w:name="Grid Table 4" w:uiPriority="49"/>
+    <w:lsdException w:name="Grid Table 5 Dark" w:uiPriority="50"/>
+    <w:lsdException w:name="Grid Table 6 Colorful" w:uiPriority="51"/>
+    <w:lsdException w:name="Grid Table 7 Colorful" w:uiPriority="52"/>
+    <w:lsdException w:name="Grid Table 1 Light Accent 1" w:uiPriority="46"/>
+    <w:lsdException w:name="Grid Table 2 Accent 1" w:uiPriority="47"/>
+    <w:lsdException w:name="Grid Table 3 Accent 1" w:uiPriority="48"/>
+    <w:lsdException w:name="Grid Table 4 Accent 1" w:uiPriority="49"/>
+    <w:lsdException w:name="Grid Table 5 Dark Accent 1" w:uiPriority="50"/>
+    <w:lsdException w:name="Grid Table 6 Colorful Accent 1" w:uiPriority="51"/>
+    <w:lsdException w:name="Grid Table 7 Colorful Accent 1" w:uiPriority="52"/>
+    <w:lsdException w:name="Grid Table 1 Light Accent 2" w:uiPriority="46"/>
+    <w:lsdException w:name="Grid Table 2 Accent 2" w:uiPriority="47"/>
+    <w:lsdException w:name="Grid Table 3 Accent 2" w:uiPriority="48"/>
+    <w:lsdException w:name="Grid Table 4 Accent 2" w:uiPriority="49"/>
+    <w:lsdException w:name="Grid Table 5 Dark Accent 2" w:uiPriority="50"/>
+    <w:lsdException w:name="Grid Table 6 Colorful Accent 2" w:uiPriority="51"/>
+    <w:lsdException w:name="Grid Table 7 Colorful Accent 2" w:uiPriority="52"/>
+    <w:lsdException w:name="Grid Table 1 Light Accent 3" w:uiPriority="46"/>
+    <w:lsdException w:name="Grid Table 2 Accent 3" w:uiPriority="47"/>
+    <w:lsdException w:name="Grid Table 3 Accent 3" w:uiPriority="48"/>
+    <w:lsdException w:name="Grid Table 4 Accent 3" w:uiPriority="49"/>
+    <w:lsdException w:name="Grid Table 5 Dark Accent 3" w:uiPriority="50"/>
+    <w:lsdException w:name="Grid Table 6 Colorful Accent 3" w:uiPriority="51"/>
+    <w:lsdException w:name="Grid Table 7 Colorful Accent 3" w:uiPriority="52"/>
+    <w:lsdException w:name="Grid Table 1 Light Accent 4" w:uiPriority="46"/>
+    <w:lsdException w:name="Grid Table 2 Accent 4" w:uiPriority="47"/>
+    <w:lsdException w:name="Grid Table 3 Accent 4" w:uiPriority="48"/>
+    <w:lsdException w:name="Grid Table 4 Accent 4" w:uiPriority="49"/>
+    <w:lsdException w:name="Grid Table 5 Dark Accent 4" w:uiPriority="50"/>
+    <w:lsdException w:name="Grid Table 6 Colorful Accent 4" w:uiPriority="51"/>
+    <w:lsdException w:name="Grid Table 7 Colorful Accent 4" w:uiPriority="52"/>
+    <w:lsdException w:name="Grid Table 1 Light Accent 5" w:uiPriority="46"/>
+    <w:lsdException w:name="Grid Table 2 Accent 5" w:uiPriority="47"/>
+    <w:lsdException w:name="Grid Table 3 Accent 5" w:uiPriority="48"/>
+    <w:lsdException w:name="Grid Table 4 Accent 5" w:uiPriority="49"/>
+    <w:lsdException w:name="Grid Table 5 Dark Accent 5" w:uiPriority="50"/>
+    <w:lsdException w:name="Grid Table 6 Colorful Accent 5" w:uiPriority="51"/>
+    <w:lsdException w:name="Grid Table 7 Colorful Accent 5" w:uiPriority="52"/>
+    <w:lsdException w:name="Grid Table 1 Light Accent 6" w:uiPriority="46"/>
+    <w:lsdException w:name="Grid Table 2 Accent 6" w:uiPriority="47"/>
+    <w:lsdException w:name="Grid Table 3 Accent 6" w:uiPriority="48"/>
+    <w:lsdException w:name="Grid Table 4 Accent 6" w:uiPriority="49"/>
+    <w:lsdException w:name="Grid Table 5 Dark Accent 6" w:uiPriority="50"/>
+    <w:lsdException w:name="Grid Table 6 Colorful Accent 6" w:uiPriority="51"/>
+    <w:lsdException w:name="Grid Table 7 Colorful Accent 6" w:uiPriority="52"/>
+    <w:lsdException w:name="List Table 1 Light" w:uiPriority="46"/>
+    <w:lsdException w:name="List Table 2" w:uiPriority="47"/>
+    <w:lsdException w:name="List Table 3" w:uiPriority="48"/>
+    <w:lsdException w:name="List Table 4" w:uiPriority="49"/>
+    <w:lsdException w:name="List Table 5 Dark" w:uiPriority="50"/>
+    <w:lsdException w:name="List Table 6 Colorful" w:uiPriority="51"/>
+    <w:lsdException w:name="List Table 7 Colorful" w:uiPriority="52"/>
+    <w:lsdException w:name="List Table 1 Light Accent 1" w:uiPriority="46"/>
+    <w:lsdException w:name="List Table 2 Accent 1" w:uiPriority="47"/>
+    <w:lsdException w:name="List Table 3 Accent 1" w:uiPriority="48"/>
+    <w:lsdException w:name="List Table 4 Accent 1" w:uiPriority="49"/>
+    <w:lsdException w:name="List Table 5 Dark Accent 1" w:uiPriority="50"/>
+    <w:lsdException w:name="List Table 6 Colorful Accent 1" w:uiPriority="51"/>
+    <w:lsdException w:name="List Table 7 Colorful Accent 1" w:uiPriority="52"/>
+    <w:lsdException w:name="List Table 1 Light Accent 2" w:uiPriority="46"/>
+    <w:lsdException w:name="List Table 2 Accent 2" w:uiPriority="47"/>
+    <w:lsdException w:name="List Table 3 Accent 2" w:uiPriority="48"/>
+    <w:lsdException w:name="List Table 4 Accent 2" w:uiPriority="49"/>
+    <w:lsdException w:name="List Table 5 Dark Accent 2" w:uiPriority="50"/>
+    <w:lsdException w:name="List Table 6 Colorful Accent 2" w:uiPriority="51"/>
+    <w:lsdException w:name="List Table 7 Colorful Accent 2" w:uiPriority="52"/>
+    <w:lsdException w:name="List Table 1 Light Accent 3" w:uiPriority="46"/>
+    <w:lsdException w:name="List Table 2 Accent 3" w:uiPriority="47"/>
+    <w:lsdException w:name="List Table 3 Accent 3" w:uiPriority="48"/>
+    <w:lsdException w:name="List Table 4 Accent 3" w:uiPriority="49"/>
+    <w:lsdException w:name="List Table 5 Dark Accent 3" w:uiPriority="50"/>
+    <w:lsdException w:name="List Table 6 Colorful Accent 3" w:uiPriority="51"/>
+    <w:lsdException w:name="List Table 7 Colorful Accent 3" w:uiPriority="52"/>
+    <w:lsdException w:name="List Table 1 Light Accent 4" w:uiPriority="46"/>
+    <w:lsdException w:name="List Table 2 Accent 4" w:uiPriority="47"/>
+    <w:lsdException w:name="List Table 3 Accent 4" w:uiPriority="48"/>
+    <w:lsdException w:name="List Table 4 Accent 4" w:uiPriority="49"/>
+    <w:lsdException w:name="List Table 5 Dark Accent 4" w:uiPriority="50"/>
+    <w:lsdException w:name="List Table 6 Colorful Accent 4" w:uiPriority="51"/>
+    <w:lsdException w:name="List Table 7 Colorful Accent 4" w:uiPriority="52"/>
+    <w:lsdException w:name="List Table 1 Light Accent 5" w:uiPriority="46"/>
+    <w:lsdException w:name="List Table 2 Accent 5" w:uiPriority="47"/>
+    <w:lsdException w:name="List Table 3 Accent 5" w:uiPriority="48"/>
+    <w:lsdException w:name="List Table 4 Accent 5" w:uiPriority="49"/>
+    <w:lsdException w:name="List Table 5 Dark Accent 5" w:uiPriority="50"/>
+    <w:lsdException w:name="List Table 6 Colorful Accent 5" w:uiPriority="51"/>
+    <w:lsdException w:name="List Table 7 Colorful Accent 5" w:uiPriority="52"/>
+    <w:lsdException w:name="List Table 1 Light Accent 6" w:uiPriority="46"/>
+    <w:lsdException w:name="List Table 2 Accent 6" w:uiPriority="47"/>
+    <w:lsdException w:name="List Table 3 Accent 6" w:uiPriority="48"/>
+    <w:lsdException w:name="List Table 4 Accent 6" w:uiPriority="49"/>
+    <w:lsdException w:name="List Table 5 Dark Accent 6" w:uiPriority="50"/>
+    <w:lsdException w:name="List Table 6 Colorful Accent 6" w:uiPriority="51"/>
+    <w:lsdException w:name="List Table 7 Colorful Accent 6" w:uiPriority="52"/>
+    <w:lsdException w:name="Mention" w:semiHidden="1" w:unhideWhenUsed="1"/>
+    <w:lsdException w:name="Smart Hyperlink" w:semiHidden="1" w:unhideWhenUsed="1"/>
+    <w:lsdException w:name="Hashtag" w:semiHidden="1" w:unhideWhenUsed="1"/>
+    <w:lsdException w:name="Unresolved Mention" w:semiHidden="1" w:unhideWhenUsed="1"/>
+    <w:lsdException w:name="Smart Link" w:semiHidden="1" w:unhideWhenUsed="1"/>
+  </w:latentStyles>
   <w:style w:type="paragraph" w:default="1" w:styleId="Normal">
     <w:name w:val="Normal"/>
     <w:qFormat/>
@@ -1351,6 +2193,7 @@
     <w:name w:val="heading 1"/>
     <w:basedOn w:val="Normal"/>
     <w:next w:val="Normal"/>
+    <w:uiPriority w:val="9"/>
     <w:qFormat/>
     <w:pPr>
       <w:keepNext/>
@@ -1366,6 +2209,8 @@
     <w:name w:val="heading 2"/>
     <w:basedOn w:val="Normal"/>
     <w:next w:val="Normal"/>
+    <w:uiPriority w:val="9"/>
+    <w:unhideWhenUsed/>
     <w:qFormat/>
     <w:pPr>
       <w:keepNext/>
@@ -1381,6 +2226,9 @@
     <w:name w:val="heading 3"/>
     <w:basedOn w:val="Normal"/>
     <w:next w:val="Normal"/>
+    <w:uiPriority w:val="9"/>
+    <w:semiHidden/>
+    <w:unhideWhenUsed/>
     <w:qFormat/>
     <w:pPr>
       <w:keepNext/>
@@ -1396,6 +2244,9 @@
     <w:name w:val="heading 4"/>
     <w:basedOn w:val="Normal"/>
     <w:next w:val="Normal"/>
+    <w:uiPriority w:val="9"/>
+    <w:semiHidden/>
+    <w:unhideWhenUsed/>
     <w:qFormat/>
     <w:pPr>
       <w:keepNext/>
@@ -1403,13 +2254,15 @@
     </w:pPr>
     <w:rPr>
       <w:b/>
-      <w:sz w:val="22"/>
     </w:rPr>
   </w:style>
   <w:style w:type="paragraph" w:styleId="Heading5">
     <w:name w:val="heading 5"/>
     <w:basedOn w:val="Normal"/>
     <w:next w:val="Normal"/>
+    <w:uiPriority w:val="9"/>
+    <w:semiHidden/>
+    <w:unhideWhenUsed/>
     <w:qFormat/>
     <w:pPr>
       <w:keepNext/>
@@ -1417,13 +2270,15 @@
     </w:pPr>
     <w:rPr>
       <w:b/>
-      <w:sz w:val="22"/>
     </w:rPr>
   </w:style>
   <w:style w:type="paragraph" w:styleId="Heading6">
     <w:name w:val="heading 6"/>
     <w:basedOn w:val="Normal"/>
     <w:next w:val="Normal"/>
+    <w:uiPriority w:val="9"/>
+    <w:semiHidden/>
+    <w:unhideWhenUsed/>
     <w:qFormat/>
     <w:pPr>
       <w:keepNext/>
@@ -1431,13 +2286,40 @@
     </w:pPr>
     <w:rPr>
       <w:i/>
-      <w:sz w:val="22"/>
     </w:rPr>
+  </w:style>
+  <w:style w:type="character" w:default="1" w:styleId="DefaultParagraphFont">
+    <w:name w:val="Default Paragraph Font"/>
+    <w:uiPriority w:val="1"/>
+    <w:semiHidden/>
+    <w:unhideWhenUsed/>
+  </w:style>
+  <w:style w:type="table" w:default="1" w:styleId="TableNormal">
+    <w:name w:val="Normal Table"/>
+    <w:uiPriority w:val="99"/>
+    <w:semiHidden/>
+    <w:unhideWhenUsed/>
+    <w:tblPr>
+      <w:tblInd w:w="0" w:type="dxa"/>
+      <w:tblCellMar>
+        <w:top w:w="0" w:type="dxa"/>
+        <w:left w:w="108" w:type="dxa"/>
+        <w:bottom w:w="0" w:type="dxa"/>
+        <w:right w:w="108" w:type="dxa"/>
+      </w:tblCellMar>
+    </w:tblPr>
+  </w:style>
+  <w:style w:type="numbering" w:default="1" w:styleId="NoList">
+    <w:name w:val="No List"/>
+    <w:uiPriority w:val="99"/>
+    <w:semiHidden/>
+    <w:unhideWhenUsed/>
   </w:style>
   <w:style w:type="paragraph" w:styleId="Title">
     <w:name w:val="Title"/>
     <w:basedOn w:val="Normal"/>
     <w:next w:val="Normal"/>
+    <w:uiPriority w:val="10"/>
     <w:qFormat/>
     <w:pPr>
       <w:spacing w:after="80"/>
@@ -1452,35 +2334,35 @@
     <w:basedOn w:val="Normal"/>
     <w:qFormat/>
     <w:pPr>
-      <w:ind w:left="720" w:right="720"/>
       <w:pBdr>
         <w:left w:val="single" w:sz="12" w:space="8" w:color="A0A0A0"/>
       </w:pBdr>
+      <w:ind w:left="720" w:right="720"/>
     </w:pPr>
     <w:rPr>
       <w:i/>
       <w:color w:val="404040"/>
     </w:rPr>
   </w:style>
-  <w:style w:type="paragraph" w:styleId="Code">
+  <w:style w:type="paragraph" w:customStyle="1" w:styleId="Code">
     <w:name w:val="Code"/>
     <w:basedOn w:val="Normal"/>
     <w:link w:val="CodeChar"/>
     <w:pPr>
+      <w:shd w:val="clear" w:color="auto" w:fill="F5F5F5"/>
       <w:spacing w:after="0" w:line="240" w:lineRule="auto"/>
       <w:contextualSpacing/>
-      <w:shd w:val="clear" w:color="auto" w:fill="F5F5F5"/>
     </w:pPr>
     <w:rPr>
-      <w:rFonts w:ascii="Consolas" w:hAnsi="Consolas" w:eastAsia="Consolas" w:cs="Consolas"/>
+      <w:rFonts w:ascii="Consolas" w:eastAsia="Consolas" w:hAnsi="Consolas" w:cs="Consolas"/>
       <w:sz w:val="20"/>
     </w:rPr>
   </w:style>
-  <w:style w:type="character" w:styleId="CodeChar">
+  <w:style w:type="character" w:customStyle="1" w:styleId="CodeChar">
     <w:name w:val="Code Char"/>
     <w:link w:val="Code"/>
     <w:rPr>
-      <w:rFonts w:ascii="Consolas" w:hAnsi="Consolas" w:eastAsia="Consolas" w:cs="Consolas"/>
+      <w:rFonts w:ascii="Consolas" w:eastAsia="Consolas" w:hAnsi="Consolas" w:cs="Consolas"/>
       <w:sz w:val="20"/>
       <w:shd w:val="clear" w:color="auto" w:fill="F5F5F5"/>
     </w:rPr>
@@ -1504,7 +2386,6 @@
   <w:style w:type="paragraph" w:styleId="CommentText">
     <w:name w:val="annotation text"/>
     <w:basedOn w:val="Normal"/>
-    <w:link w:val="CommentTextChar"/>
     <w:pPr>
       <w:spacing w:line="240" w:lineRule="auto"/>
     </w:pPr>
@@ -1519,18 +2400,6 @@
       <w:sz w:val="16"/>
       <w:szCs w:val="16"/>
     </w:rPr>
-  </w:style>
-  <w:style w:type="table" w:default="1" w:styleId="TableNormal">
-    <w:name w:val="Normal Table"/>
-    <w:tblPr>
-      <w:tblInd w:w="0" w:type="dxa"/>
-      <w:tblCellMar>
-        <w:top w:w="0" w:type="dxa"/>
-        <w:left w:w="108" w:type="dxa"/>
-        <w:bottom w:w="0" w:type="dxa"/>
-        <w:right w:w="108" w:type="dxa"/>
-      </w:tblCellMar>
-    </w:tblPr>
   </w:style>
   <w:style w:type="table" w:styleId="TableGrid">
     <w:name w:val="Table Grid"/>
@@ -1547,4 +2416,319 @@
     </w:tblPr>
   </w:style>
 </w:styles>
+</file>
+
+<file path=word/theme/theme1.xml><?xml version="1.0" encoding="utf-8"?>
+<a:theme xmlns:a="http://schemas.openxmlformats.org/drawingml/2006/main" name="Office Theme">
+  <a:themeElements>
+    <a:clrScheme name="Office">
+      <a:dk1>
+        <a:sysClr val="windowText" lastClr="000000"/>
+      </a:dk1>
+      <a:lt1>
+        <a:sysClr val="window" lastClr="FFFFFF"/>
+      </a:lt1>
+      <a:dk2>
+        <a:srgbClr val="0E2841"/>
+      </a:dk2>
+      <a:lt2>
+        <a:srgbClr val="E8E8E8"/>
+      </a:lt2>
+      <a:accent1>
+        <a:srgbClr val="156082"/>
+      </a:accent1>
+      <a:accent2>
+        <a:srgbClr val="E97132"/>
+      </a:accent2>
+      <a:accent3>
+        <a:srgbClr val="196B24"/>
+      </a:accent3>
+      <a:accent4>
+        <a:srgbClr val="0F9ED5"/>
+      </a:accent4>
+      <a:accent5>
+        <a:srgbClr val="A02B93"/>
+      </a:accent5>
+      <a:accent6>
+        <a:srgbClr val="4EA72E"/>
+      </a:accent6>
+      <a:hlink>
+        <a:srgbClr val="467886"/>
+      </a:hlink>
+      <a:folHlink>
+        <a:srgbClr val="96607D"/>
+      </a:folHlink>
+    </a:clrScheme>
+    <a:fontScheme name="Office">
+      <a:majorFont>
+        <a:latin typeface="Aptos Display" panose="02110004020202020204"/>
+        <a:ea typeface=""/>
+        <a:cs typeface=""/>
+        <a:font script="Jpan" typeface="游ゴシック Light"/>
+        <a:font script="Hang" typeface="맑은 고딕"/>
+        <a:font script="Hans" typeface="等线 Light"/>
+        <a:font script="Hant" typeface="新細明體"/>
+        <a:font script="Arab" typeface="Times New Roman"/>
+        <a:font script="Hebr" typeface="Times New Roman"/>
+        <a:font script="Thai" typeface="Angsana New"/>
+        <a:font script="Ethi" typeface="Nyala"/>
+        <a:font script="Beng" typeface="Vrinda"/>
+        <a:font script="Gujr" typeface="Shruti"/>
+        <a:font script="Khmr" typeface="MoolBoran"/>
+        <a:font script="Knda" typeface="Tunga"/>
+        <a:font script="Guru" typeface="Raavi"/>
+        <a:font script="Cans" typeface="Euphemia"/>
+        <a:font script="Cher" typeface="Plantagenet Cherokee"/>
+        <a:font script="Yiii" typeface="Microsoft Yi Baiti"/>
+        <a:font script="Tibt" typeface="Microsoft Himalaya"/>
+        <a:font script="Thaa" typeface="MV Boli"/>
+        <a:font script="Deva" typeface="Mangal"/>
+        <a:font script="Telu" typeface="Gautami"/>
+        <a:font script="Taml" typeface="Latha"/>
+        <a:font script="Syrc" typeface="Estrangelo Edessa"/>
+        <a:font script="Orya" typeface="Kalinga"/>
+        <a:font script="Mlym" typeface="Kartika"/>
+        <a:font script="Laoo" typeface="DokChampa"/>
+        <a:font script="Sinh" typeface="Iskoola Pota"/>
+        <a:font script="Mong" typeface="Mongolian Baiti"/>
+        <a:font script="Viet" typeface="Times New Roman"/>
+        <a:font script="Uigh" typeface="Microsoft Uighur"/>
+        <a:font script="Geor" typeface="Sylfaen"/>
+        <a:font script="Armn" typeface="Arial"/>
+        <a:font script="Bugi" typeface="Leelawadee UI"/>
+        <a:font script="Bopo" typeface="Microsoft JhengHei"/>
+        <a:font script="Java" typeface="Javanese Text"/>
+        <a:font script="Lisu" typeface="Segoe UI"/>
+        <a:font script="Mymr" typeface="Myanmar Text"/>
+        <a:font script="Nkoo" typeface="Ebrima"/>
+        <a:font script="Olck" typeface="Nirmala UI"/>
+        <a:font script="Osma" typeface="Ebrima"/>
+        <a:font script="Phag" typeface="Phagspa"/>
+        <a:font script="Syrn" typeface="Estrangelo Edessa"/>
+        <a:font script="Syrj" typeface="Estrangelo Edessa"/>
+        <a:font script="Syre" typeface="Estrangelo Edessa"/>
+        <a:font script="Sora" typeface="Nirmala UI"/>
+        <a:font script="Tale" typeface="Microsoft Tai Le"/>
+        <a:font script="Talu" typeface="Microsoft New Tai Lue"/>
+        <a:font script="Tfng" typeface="Ebrima"/>
+      </a:majorFont>
+      <a:minorFont>
+        <a:latin typeface="Aptos" panose="02110004020202020204"/>
+        <a:ea typeface=""/>
+        <a:cs typeface=""/>
+        <a:font script="Jpan" typeface="游明朝"/>
+        <a:font script="Hang" typeface="맑은 고딕"/>
+        <a:font script="Hans" typeface="等线"/>
+        <a:font script="Hant" typeface="新細明體"/>
+        <a:font script="Arab" typeface="Arial"/>
+        <a:font script="Hebr" typeface="Arial"/>
+        <a:font script="Thai" typeface="Cordia New"/>
+        <a:font script="Ethi" typeface="Nyala"/>
+        <a:font script="Beng" typeface="Vrinda"/>
+        <a:font script="Gujr" typeface="Shruti"/>
+        <a:font script="Khmr" typeface="DaunPenh"/>
+        <a:font script="Knda" typeface="Tunga"/>
+        <a:font script="Guru" typeface="Raavi"/>
+        <a:font script="Cans" typeface="Euphemia"/>
+        <a:font script="Cher" typeface="Plantagenet Cherokee"/>
+        <a:font script="Yiii" typeface="Microsoft Yi Baiti"/>
+        <a:font script="Tibt" typeface="Microsoft Himalaya"/>
+        <a:font script="Thaa" typeface="MV Boli"/>
+        <a:font script="Deva" typeface="Mangal"/>
+        <a:font script="Telu" typeface="Gautami"/>
+        <a:font script="Taml" typeface="Latha"/>
+        <a:font script="Syrc" typeface="Estrangelo Edessa"/>
+        <a:font script="Orya" typeface="Kalinga"/>
+        <a:font script="Mlym" typeface="Kartika"/>
+        <a:font script="Laoo" typeface="DokChampa"/>
+        <a:font script="Sinh" typeface="Iskoola Pota"/>
+        <a:font script="Mong" typeface="Mongolian Baiti"/>
+        <a:font script="Viet" typeface="Arial"/>
+        <a:font script="Uigh" typeface="Microsoft Uighur"/>
+        <a:font script="Geor" typeface="Sylfaen"/>
+        <a:font script="Armn" typeface="Arial"/>
+        <a:font script="Bugi" typeface="Leelawadee UI"/>
+        <a:font script="Bopo" typeface="Microsoft JhengHei"/>
+        <a:font script="Java" typeface="Javanese Text"/>
+        <a:font script="Lisu" typeface="Segoe UI"/>
+        <a:font script="Mymr" typeface="Myanmar Text"/>
+        <a:font script="Nkoo" typeface="Ebrima"/>
+        <a:font script="Olck" typeface="Nirmala UI"/>
+        <a:font script="Osma" typeface="Ebrima"/>
+        <a:font script="Phag" typeface="Phagspa"/>
+        <a:font script="Syrn" typeface="Estrangelo Edessa"/>
+        <a:font script="Syrj" typeface="Estrangelo Edessa"/>
+        <a:font script="Syre" typeface="Estrangelo Edessa"/>
+        <a:font script="Sora" typeface="Nirmala UI"/>
+        <a:font script="Tale" typeface="Microsoft Tai Le"/>
+        <a:font script="Talu" typeface="Microsoft New Tai Lue"/>
+        <a:font script="Tfng" typeface="Ebrima"/>
+      </a:minorFont>
+    </a:fontScheme>
+    <a:fmtScheme name="Office">
+      <a:fillStyleLst>
+        <a:solidFill>
+          <a:schemeClr val="phClr"/>
+        </a:solidFill>
+        <a:gradFill rotWithShape="1">
+          <a:gsLst>
+            <a:gs pos="0">
+              <a:schemeClr val="phClr">
+                <a:lumMod val="110000"/>
+                <a:satMod val="105000"/>
+                <a:tint val="67000"/>
+              </a:schemeClr>
+            </a:gs>
+            <a:gs pos="50000">
+              <a:schemeClr val="phClr">
+                <a:lumMod val="105000"/>
+                <a:satMod val="103000"/>
+                <a:tint val="73000"/>
+              </a:schemeClr>
+            </a:gs>
+            <a:gs pos="100000">
+              <a:schemeClr val="phClr">
+                <a:lumMod val="105000"/>
+                <a:satMod val="109000"/>
+                <a:tint val="81000"/>
+              </a:schemeClr>
+            </a:gs>
+          </a:gsLst>
+          <a:lin ang="5400000" scaled="0"/>
+        </a:gradFill>
+        <a:gradFill rotWithShape="1">
+          <a:gsLst>
+            <a:gs pos="0">
+              <a:schemeClr val="phClr">
+                <a:satMod val="103000"/>
+                <a:lumMod val="102000"/>
+                <a:tint val="94000"/>
+              </a:schemeClr>
+            </a:gs>
+            <a:gs pos="50000">
+              <a:schemeClr val="phClr">
+                <a:satMod val="110000"/>
+                <a:lumMod val="100000"/>
+                <a:shade val="100000"/>
+              </a:schemeClr>
+            </a:gs>
+            <a:gs pos="100000">
+              <a:schemeClr val="phClr">
+                <a:lumMod val="99000"/>
+                <a:satMod val="120000"/>
+                <a:shade val="78000"/>
+              </a:schemeClr>
+            </a:gs>
+          </a:gsLst>
+          <a:lin ang="5400000" scaled="0"/>
+        </a:gradFill>
+      </a:fillStyleLst>
+      <a:lnStyleLst>
+        <a:ln w="12700" cap="flat" cmpd="sng" algn="ctr">
+          <a:solidFill>
+            <a:schemeClr val="phClr"/>
+          </a:solidFill>
+          <a:prstDash val="solid"/>
+          <a:miter lim="800000"/>
+        </a:ln>
+        <a:ln w="19050" cap="flat" cmpd="sng" algn="ctr">
+          <a:solidFill>
+            <a:schemeClr val="phClr"/>
+          </a:solidFill>
+          <a:prstDash val="solid"/>
+          <a:miter lim="800000"/>
+        </a:ln>
+        <a:ln w="25400" cap="flat" cmpd="sng" algn="ctr">
+          <a:solidFill>
+            <a:schemeClr val="phClr"/>
+          </a:solidFill>
+          <a:prstDash val="solid"/>
+          <a:miter lim="800000"/>
+        </a:ln>
+      </a:lnStyleLst>
+      <a:effectStyleLst>
+        <a:effectStyle>
+          <a:effectLst/>
+        </a:effectStyle>
+        <a:effectStyle>
+          <a:effectLst/>
+        </a:effectStyle>
+        <a:effectStyle>
+          <a:effectLst>
+            <a:outerShdw blurRad="57150" dist="19050" dir="5400000" algn="ctr" rotWithShape="0">
+              <a:srgbClr val="000000">
+                <a:alpha val="63000"/>
+              </a:srgbClr>
+            </a:outerShdw>
+          </a:effectLst>
+        </a:effectStyle>
+      </a:effectStyleLst>
+      <a:bgFillStyleLst>
+        <a:solidFill>
+          <a:schemeClr val="phClr"/>
+        </a:solidFill>
+        <a:solidFill>
+          <a:schemeClr val="phClr">
+            <a:tint val="95000"/>
+            <a:satMod val="170000"/>
+          </a:schemeClr>
+        </a:solidFill>
+        <a:gradFill rotWithShape="1">
+          <a:gsLst>
+            <a:gs pos="0">
+              <a:schemeClr val="phClr">
+                <a:tint val="93000"/>
+                <a:satMod val="150000"/>
+                <a:shade val="98000"/>
+                <a:lumMod val="102000"/>
+              </a:schemeClr>
+            </a:gs>
+            <a:gs pos="50000">
+              <a:schemeClr val="phClr">
+                <a:tint val="98000"/>
+                <a:satMod val="130000"/>
+                <a:shade val="90000"/>
+                <a:lumMod val="103000"/>
+              </a:schemeClr>
+            </a:gs>
+            <a:gs pos="100000">
+              <a:schemeClr val="phClr">
+                <a:shade val="63000"/>
+                <a:satMod val="120000"/>
+              </a:schemeClr>
+            </a:gs>
+          </a:gsLst>
+          <a:lin ang="5400000" scaled="0"/>
+        </a:gradFill>
+      </a:bgFillStyleLst>
+    </a:fmtScheme>
+  </a:themeElements>
+  <a:objectDefaults>
+    <a:lnDef>
+      <a:spPr/>
+      <a:bodyPr/>
+      <a:lstStyle/>
+      <a:style>
+        <a:lnRef idx="2">
+          <a:schemeClr val="accent1"/>
+        </a:lnRef>
+        <a:fillRef idx="0">
+          <a:schemeClr val="accent1"/>
+        </a:fillRef>
+        <a:effectRef idx="1">
+          <a:schemeClr val="accent1"/>
+        </a:effectRef>
+        <a:fontRef idx="minor">
+          <a:schemeClr val="tx1"/>
+        </a:fontRef>
+      </a:style>
+    </a:lnDef>
+  </a:objectDefaults>
+  <a:extraClrSchemeLst/>
+  <a:extLst>
+    <a:ext uri="{05A4C25C-085E-4340-85A3-A5531E510DB2}">
+      <thm15:themeFamily xmlns:thm15="http://schemas.microsoft.com/office/thememl/2012/main" name="Office Theme" id="{2E142A2C-CD16-42D6-873A-C26D2A0506FA}" vid="{1BDDFF52-6CD6-40A5-AB3C-68EB2F1E4D0A}"/>
+    </a:ext>
+  </a:extLst>
+</a:theme>
 </file>